--- a/_Learn/Get/Get.zh-CN.docx
+++ b/_Learn/Get/Get.zh-CN.docx
@@ -34,7 +34,7 @@
           <w:szCs w:val="24"/>
         </w:rPr>
         <w:drawing>
-          <wp:anchor distT="0" distB="0" distL="114300" distR="114300" simplePos="0" relativeHeight="251661312" behindDoc="1" locked="0" layoutInCell="1" allowOverlap="1" wp14:anchorId="5881097F" wp14:editId="553BCCE3">
+          <wp:anchor distT="0" distB="0" distL="114300" distR="114300" simplePos="0" relativeHeight="251661312" behindDoc="1" locked="0" layoutInCell="1" allowOverlap="1" wp14:anchorId="5881097F" wp14:editId="0BB6B4F3">
             <wp:simplePos x="0" y="0"/>
             <wp:positionH relativeFrom="column">
               <wp:posOffset>0</wp:posOffset>
@@ -3281,13 +3281,14 @@
         <w:contextualSpacing w:val="0"/>
         <w:rPr>
           <w:rFonts w:ascii="Aptos Narrow" w:hAnsi="Aptos Narrow"/>
-        </w:rPr>
-      </w:pPr>
-      <w:r>
-        <w:rPr>
-          <w:rFonts w:ascii="Aptos Narrow" w:hAnsi="Aptos Narrow"/>
           <w:color w:val="70AD47" w:themeColor="accent6"/>
         </w:rPr>
+      </w:pPr>
+      <w:r>
+        <w:rPr>
+          <w:rFonts w:ascii="Aptos Narrow" w:hAnsi="Aptos Narrow"/>
+          <w:color w:val="70AD47" w:themeColor="accent6"/>
+        </w:rPr>
         <w:t>-To</w:t>
       </w:r>
       <w:r>
@@ -3371,6 +3372,19 @@
           <w:color w:val="70AD47" w:themeColor="accent6"/>
         </w:rPr>
         <w:t>"Documents"</w:t>
+      </w:r>
+      <w:r>
+        <w:rPr>
+          <w:rFonts w:ascii="Aptos Narrow" w:hAnsi="Aptos Narrow" w:hint="eastAsia"/>
+        </w:rPr>
+        <w:t>，自定义路径，示例：</w:t>
+      </w:r>
+      <w:r>
+        <w:rPr>
+          <w:rFonts w:ascii="Aptos Narrow" w:hAnsi="Aptos Narrow" w:hint="eastAsia"/>
+          <w:color w:val="70AD47" w:themeColor="accent6"/>
+        </w:rPr>
+        <w:t>R:\iLikeYi.Suite</w:t>
       </w:r>
     </w:p>
     <w:p>
@@ -3824,7 +3838,7 @@
           <w:szCs w:val="24"/>
         </w:rPr>
         <w:drawing>
-          <wp:anchor distT="0" distB="0" distL="114300" distR="114300" simplePos="0" relativeHeight="251663360" behindDoc="1" locked="0" layoutInCell="1" allowOverlap="1" wp14:anchorId="2370658F" wp14:editId="054F7B5A">
+          <wp:anchor distT="0" distB="0" distL="114300" distR="114300" simplePos="0" relativeHeight="251663360" behindDoc="1" locked="0" layoutInCell="1" allowOverlap="1" wp14:anchorId="2370658F" wp14:editId="0D3A2C00">
             <wp:simplePos x="0" y="0"/>
             <wp:positionH relativeFrom="column">
               <wp:posOffset>0</wp:posOffset>

--- a/_Learn/Get/Get.zh-CN.docx
+++ b/_Learn/Get/Get.zh-CN.docx
@@ -34,7 +34,7 @@
           <w:szCs w:val="24"/>
         </w:rPr>
         <w:drawing>
-          <wp:anchor distT="0" distB="0" distL="114300" distR="114300" simplePos="0" relativeHeight="251661312" behindDoc="1" locked="0" layoutInCell="1" allowOverlap="1" wp14:anchorId="5881097F" wp14:editId="0BB6B4F3">
+          <wp:anchor distT="0" distB="0" distL="114300" distR="114300" simplePos="0" relativeHeight="251661312" behindDoc="1" locked="0" layoutInCell="1" allowOverlap="1" wp14:anchorId="5881097F" wp14:editId="609B5EFF">
             <wp:simplePos x="0" y="0"/>
             <wp:positionH relativeFrom="column">
               <wp:posOffset>0</wp:posOffset>
@@ -154,12 +154,14 @@
         </w:rPr>
         <w:t>Yi</w:t>
       </w:r>
+      <w:proofErr w:type="gramStart"/>
       <w:r>
         <w:rPr>
           <w:rFonts w:ascii="Aptos Narrow" w:hAnsi="Aptos Narrow"/>
         </w:rPr>
         <w:t>’</w:t>
       </w:r>
+      <w:proofErr w:type="gramEnd"/>
       <w:r>
         <w:rPr>
           <w:rFonts w:ascii="Aptos Narrow" w:hAnsi="Aptos Narrow" w:hint="eastAsia"/>
@@ -967,7 +969,21 @@
         <w:rPr>
           <w:rFonts w:ascii="Aptos Narrow" w:hAnsi="Aptos Narrow"/>
         </w:rPr>
-        <w:t xml:space="preserve">Yi’s </w:t>
+        <w:t>Yi</w:t>
+      </w:r>
+      <w:proofErr w:type="gramStart"/>
+      <w:r>
+        <w:rPr>
+          <w:rFonts w:ascii="Aptos Narrow" w:hAnsi="Aptos Narrow"/>
+        </w:rPr>
+        <w:t>’</w:t>
+      </w:r>
+      <w:proofErr w:type="gramEnd"/>
+      <w:r>
+        <w:rPr>
+          <w:rFonts w:ascii="Aptos Narrow" w:hAnsi="Aptos Narrow"/>
+        </w:rPr>
+        <w:t xml:space="preserve">s </w:t>
       </w:r>
       <w:r>
         <w:rPr>
@@ -1719,7 +1735,14 @@
         <w:rPr>
           <w:rFonts w:ascii="Aptos Narrow" w:hAnsi="Aptos Narrow"/>
         </w:rPr>
-        <w:t>Windows Server vNex</w:t>
+        <w:t xml:space="preserve">Windows Server </w:t>
+      </w:r>
+      <w:proofErr w:type="spellStart"/>
+      <w:r>
+        <w:rPr>
+          <w:rFonts w:ascii="Aptos Narrow" w:hAnsi="Aptos Narrow"/>
+        </w:rPr>
+        <w:t>vNex</w:t>
       </w:r>
       <w:r>
         <w:rPr>
@@ -1727,6 +1750,7 @@
         </w:rPr>
         <w:t>t</w:t>
       </w:r>
+      <w:proofErr w:type="spellEnd"/>
       <w:r>
         <w:rPr>
           <w:rFonts w:ascii="Aptos Narrow" w:hAnsi="Aptos Narrow"/>
@@ -2082,7 +2106,39 @@
           <w:rFonts w:ascii="Aptos Narrow" w:hAnsi="Aptos Narrow"/>
           <w:color w:val="70AD47" w:themeColor="accent6"/>
         </w:rPr>
-        <w:t>Set-ExecutionPolicy -ExecutionPolicy Bypass -Force</w:t>
+        <w:t>Set-</w:t>
+      </w:r>
+      <w:proofErr w:type="spellStart"/>
+      <w:r>
+        <w:rPr>
+          <w:rFonts w:ascii="Aptos Narrow" w:hAnsi="Aptos Narrow"/>
+          <w:color w:val="70AD47" w:themeColor="accent6"/>
+        </w:rPr>
+        <w:t>ExecutionPolicy</w:t>
+      </w:r>
+      <w:proofErr w:type="spellEnd"/>
+      <w:r>
+        <w:rPr>
+          <w:rFonts w:ascii="Aptos Narrow" w:hAnsi="Aptos Narrow"/>
+          <w:color w:val="70AD47" w:themeColor="accent6"/>
+        </w:rPr>
+        <w:t xml:space="preserve"> -</w:t>
+      </w:r>
+      <w:proofErr w:type="spellStart"/>
+      <w:r>
+        <w:rPr>
+          <w:rFonts w:ascii="Aptos Narrow" w:hAnsi="Aptos Narrow"/>
+          <w:color w:val="70AD47" w:themeColor="accent6"/>
+        </w:rPr>
+        <w:t>ExecutionPolicy</w:t>
+      </w:r>
+      <w:proofErr w:type="spellEnd"/>
+      <w:r>
+        <w:rPr>
+          <w:rFonts w:ascii="Aptos Narrow" w:hAnsi="Aptos Narrow"/>
+          <w:color w:val="70AD47" w:themeColor="accent6"/>
+        </w:rPr>
+        <w:t xml:space="preserve"> Bypass -Force</w:t>
       </w:r>
     </w:p>
     <w:p>
@@ -2199,13 +2255,27 @@
         <w:rPr>
           <w:rFonts w:ascii="Aptos Narrow" w:hAnsi="Aptos Narrow"/>
         </w:rPr>
-        <w:t>运行，或复制路径，粘贴到</w:t>
-      </w:r>
-      <w:r>
-        <w:rPr>
-          <w:rFonts w:ascii="Aptos Narrow" w:hAnsi="Aptos Narrow"/>
-        </w:rPr>
-        <w:t>“Terminal ”</w:t>
+        <w:t>运行，或复制路径，</w:t>
+      </w:r>
+      <w:proofErr w:type="gramStart"/>
+      <w:r>
+        <w:rPr>
+          <w:rFonts w:ascii="Aptos Narrow" w:hAnsi="Aptos Narrow"/>
+        </w:rPr>
+        <w:t>粘贴到</w:t>
+      </w:r>
+      <w:r>
+        <w:rPr>
+          <w:rFonts w:ascii="Aptos Narrow" w:hAnsi="Aptos Narrow"/>
+        </w:rPr>
+        <w:t>“</w:t>
+      </w:r>
+      <w:proofErr w:type="gramEnd"/>
+      <w:r>
+        <w:rPr>
+          <w:rFonts w:ascii="Aptos Narrow" w:hAnsi="Aptos Narrow"/>
+        </w:rPr>
+        <w:t>Terminal ”</w:t>
       </w:r>
       <w:r>
         <w:rPr>
@@ -2308,7 +2378,21 @@
         <w:rPr>
           <w:rFonts w:ascii="Aptos Narrow" w:hAnsi="Aptos Narrow"/>
         </w:rPr>
-        <w:t xml:space="preserve">Yi’s </w:t>
+        <w:t>Yi</w:t>
+      </w:r>
+      <w:proofErr w:type="gramStart"/>
+      <w:r>
+        <w:rPr>
+          <w:rFonts w:ascii="Aptos Narrow" w:hAnsi="Aptos Narrow"/>
+        </w:rPr>
+        <w:t>’</w:t>
+      </w:r>
+      <w:proofErr w:type="gramEnd"/>
+      <w:r>
+        <w:rPr>
+          <w:rFonts w:ascii="Aptos Narrow" w:hAnsi="Aptos Narrow"/>
+        </w:rPr>
+        <w:t xml:space="preserve">s </w:t>
       </w:r>
       <w:r>
         <w:rPr>
@@ -2373,6 +2457,7 @@
         </w:rPr>
         <w:t>、</w:t>
       </w:r>
+      <w:proofErr w:type="spellStart"/>
       <w:r>
         <w:rPr>
           <w:rFonts w:ascii="Aptos Narrow" w:hAnsi="Aptos Narrow" w:hint="eastAsia"/>
@@ -2380,6 +2465,7 @@
         </w:rPr>
         <w:t>iwr</w:t>
       </w:r>
+      <w:proofErr w:type="spellEnd"/>
       <w:r>
         <w:rPr>
           <w:rFonts w:ascii="Aptos Narrow" w:hAnsi="Aptos Narrow" w:hint="eastAsia"/>
@@ -2391,8 +2477,17 @@
           <w:rFonts w:ascii="Aptos Narrow" w:hAnsi="Aptos Narrow" w:hint="eastAsia"/>
           <w:color w:val="70AD47" w:themeColor="accent6"/>
         </w:rPr>
-        <w:t>Invoke-WebRequest</w:t>
-      </w:r>
+        <w:t>Invoke-</w:t>
+      </w:r>
+      <w:proofErr w:type="spellStart"/>
+      <w:r>
+        <w:rPr>
+          <w:rFonts w:ascii="Aptos Narrow" w:hAnsi="Aptos Narrow" w:hint="eastAsia"/>
+          <w:color w:val="70AD47" w:themeColor="accent6"/>
+        </w:rPr>
+        <w:t>WebRequest</w:t>
+      </w:r>
+      <w:proofErr w:type="spellEnd"/>
       <w:r>
         <w:rPr>
           <w:rFonts w:ascii="Aptos Narrow" w:hAnsi="Aptos Narrow" w:hint="eastAsia"/>
@@ -2525,12 +2620,21 @@
           <w:color w:val="70AD47" w:themeColor="accent6"/>
         </w:rPr>
       </w:pPr>
-      <w:r>
-        <w:rPr>
-          <w:rFonts w:ascii="Aptos Narrow" w:hAnsi="Aptos Narrow"/>
-          <w:color w:val="70AD47" w:themeColor="accent6"/>
-        </w:rPr>
-        <w:t>wget https://fengyi.tel/ys -O get.ps1; .\get.ps1;</w:t>
+      <w:proofErr w:type="spellStart"/>
+      <w:r>
+        <w:rPr>
+          <w:rFonts w:ascii="Aptos Narrow" w:hAnsi="Aptos Narrow"/>
+          <w:color w:val="70AD47" w:themeColor="accent6"/>
+        </w:rPr>
+        <w:t>wget</w:t>
+      </w:r>
+      <w:proofErr w:type="spellEnd"/>
+      <w:r>
+        <w:rPr>
+          <w:rFonts w:ascii="Aptos Narrow" w:hAnsi="Aptos Narrow"/>
+          <w:color w:val="70AD47" w:themeColor="accent6"/>
+        </w:rPr>
+        <w:t xml:space="preserve"> https://fengyi.tel/ys -O get.ps1; .\get.ps1;</w:t>
       </w:r>
     </w:p>
     <w:p>
@@ -2544,12 +2648,37 @@
           <w:color w:val="70AD47" w:themeColor="accent6"/>
         </w:rPr>
       </w:pPr>
-      <w:r>
-        <w:rPr>
-          <w:rFonts w:ascii="Aptos Narrow" w:hAnsi="Aptos Narrow"/>
-          <w:color w:val="70AD47" w:themeColor="accent6"/>
-        </w:rPr>
-        <w:t>iwr -outf get.ps1 https://fengyi.tel/ys; .\get.ps1;</w:t>
+      <w:proofErr w:type="spellStart"/>
+      <w:r>
+        <w:rPr>
+          <w:rFonts w:ascii="Aptos Narrow" w:hAnsi="Aptos Narrow"/>
+          <w:color w:val="70AD47" w:themeColor="accent6"/>
+        </w:rPr>
+        <w:t>iwr</w:t>
+      </w:r>
+      <w:proofErr w:type="spellEnd"/>
+      <w:r>
+        <w:rPr>
+          <w:rFonts w:ascii="Aptos Narrow" w:hAnsi="Aptos Narrow"/>
+          <w:color w:val="70AD47" w:themeColor="accent6"/>
+        </w:rPr>
+        <w:t xml:space="preserve"> -</w:t>
+      </w:r>
+      <w:proofErr w:type="spellStart"/>
+      <w:r>
+        <w:rPr>
+          <w:rFonts w:ascii="Aptos Narrow" w:hAnsi="Aptos Narrow"/>
+          <w:color w:val="70AD47" w:themeColor="accent6"/>
+        </w:rPr>
+        <w:t>outf</w:t>
+      </w:r>
+      <w:proofErr w:type="spellEnd"/>
+      <w:r>
+        <w:rPr>
+          <w:rFonts w:ascii="Aptos Narrow" w:hAnsi="Aptos Narrow"/>
+          <w:color w:val="70AD47" w:themeColor="accent6"/>
+        </w:rPr>
+        <w:t xml:space="preserve"> get.ps1 https://fengyi.tel/ys; .\get.ps1;</w:t>
       </w:r>
     </w:p>
     <w:p>
@@ -2568,7 +2697,39 @@
           <w:rFonts w:ascii="Aptos Narrow" w:hAnsi="Aptos Narrow"/>
           <w:color w:val="70AD47" w:themeColor="accent6"/>
         </w:rPr>
-        <w:t>Invoke-WebRequest https://fengyi.tel/ys -OutFile get.ps1; .\get.ps1;</w:t>
+        <w:t>Invoke-</w:t>
+      </w:r>
+      <w:proofErr w:type="spellStart"/>
+      <w:r>
+        <w:rPr>
+          <w:rFonts w:ascii="Aptos Narrow" w:hAnsi="Aptos Narrow"/>
+          <w:color w:val="70AD47" w:themeColor="accent6"/>
+        </w:rPr>
+        <w:t>WebRequest</w:t>
+      </w:r>
+      <w:proofErr w:type="spellEnd"/>
+      <w:r>
+        <w:rPr>
+          <w:rFonts w:ascii="Aptos Narrow" w:hAnsi="Aptos Narrow"/>
+          <w:color w:val="70AD47" w:themeColor="accent6"/>
+        </w:rPr>
+        <w:t xml:space="preserve"> https://fengyi.tel/ys -</w:t>
+      </w:r>
+      <w:proofErr w:type="spellStart"/>
+      <w:r>
+        <w:rPr>
+          <w:rFonts w:ascii="Aptos Narrow" w:hAnsi="Aptos Narrow"/>
+          <w:color w:val="70AD47" w:themeColor="accent6"/>
+        </w:rPr>
+        <w:t>OutFile</w:t>
+      </w:r>
+      <w:proofErr w:type="spellEnd"/>
+      <w:r>
+        <w:rPr>
+          <w:rFonts w:ascii="Aptos Narrow" w:hAnsi="Aptos Narrow"/>
+          <w:color w:val="70AD47" w:themeColor="accent6"/>
+        </w:rPr>
+        <w:t xml:space="preserve"> get.ps1; .\get.ps1;</w:t>
       </w:r>
     </w:p>
     <w:p>
@@ -2594,7 +2755,21 @@
         <w:rPr>
           <w:rFonts w:ascii="Aptos Narrow" w:hAnsi="Aptos Narrow" w:hint="eastAsia"/>
         </w:rPr>
-        <w:t xml:space="preserve"> Github </w:t>
+        <w:t xml:space="preserve"> </w:t>
+      </w:r>
+      <w:proofErr w:type="spellStart"/>
+      <w:r>
+        <w:rPr>
+          <w:rFonts w:ascii="Aptos Narrow" w:hAnsi="Aptos Narrow" w:hint="eastAsia"/>
+        </w:rPr>
+        <w:t>Github</w:t>
+      </w:r>
+      <w:proofErr w:type="spellEnd"/>
+      <w:r>
+        <w:rPr>
+          <w:rFonts w:ascii="Aptos Narrow" w:hAnsi="Aptos Narrow" w:hint="eastAsia"/>
+        </w:rPr>
+        <w:t xml:space="preserve"> </w:t>
       </w:r>
       <w:r>
         <w:rPr>
@@ -2633,12 +2808,21 @@
           <w:color w:val="70AD47" w:themeColor="accent6"/>
         </w:rPr>
       </w:pPr>
-      <w:r>
-        <w:rPr>
-          <w:rFonts w:ascii="Aptos Narrow" w:hAnsi="Aptos Narrow"/>
-          <w:color w:val="70AD47" w:themeColor="accent6"/>
-        </w:rPr>
-        <w:t>wget https://github.com/ilikeyi/YiSuite/raw/main/get.ps1 -O get.ps1; .\get.ps1;</w:t>
+      <w:proofErr w:type="spellStart"/>
+      <w:r>
+        <w:rPr>
+          <w:rFonts w:ascii="Aptos Narrow" w:hAnsi="Aptos Narrow"/>
+          <w:color w:val="70AD47" w:themeColor="accent6"/>
+        </w:rPr>
+        <w:t>wget</w:t>
+      </w:r>
+      <w:proofErr w:type="spellEnd"/>
+      <w:r>
+        <w:rPr>
+          <w:rFonts w:ascii="Aptos Narrow" w:hAnsi="Aptos Narrow"/>
+          <w:color w:val="70AD47" w:themeColor="accent6"/>
+        </w:rPr>
+        <w:t xml:space="preserve"> https://github.com/ilikeyi/YiSuite/raw/main/get.ps1 -O get.ps1; .\get.ps1;</w:t>
       </w:r>
     </w:p>
     <w:p>
@@ -2652,12 +2836,37 @@
           <w:color w:val="70AD47" w:themeColor="accent6"/>
         </w:rPr>
       </w:pPr>
-      <w:r>
-        <w:rPr>
-          <w:rFonts w:ascii="Aptos Narrow" w:hAnsi="Aptos Narrow"/>
-          <w:color w:val="70AD47" w:themeColor="accent6"/>
-        </w:rPr>
-        <w:t>iwr -outf get.ps1 https://github.com/ilikeyi/YiSuite/raw/main/get.ps1; .\get.ps1;</w:t>
+      <w:proofErr w:type="spellStart"/>
+      <w:r>
+        <w:rPr>
+          <w:rFonts w:ascii="Aptos Narrow" w:hAnsi="Aptos Narrow"/>
+          <w:color w:val="70AD47" w:themeColor="accent6"/>
+        </w:rPr>
+        <w:t>iwr</w:t>
+      </w:r>
+      <w:proofErr w:type="spellEnd"/>
+      <w:r>
+        <w:rPr>
+          <w:rFonts w:ascii="Aptos Narrow" w:hAnsi="Aptos Narrow"/>
+          <w:color w:val="70AD47" w:themeColor="accent6"/>
+        </w:rPr>
+        <w:t xml:space="preserve"> -</w:t>
+      </w:r>
+      <w:proofErr w:type="spellStart"/>
+      <w:r>
+        <w:rPr>
+          <w:rFonts w:ascii="Aptos Narrow" w:hAnsi="Aptos Narrow"/>
+          <w:color w:val="70AD47" w:themeColor="accent6"/>
+        </w:rPr>
+        <w:t>outf</w:t>
+      </w:r>
+      <w:proofErr w:type="spellEnd"/>
+      <w:r>
+        <w:rPr>
+          <w:rFonts w:ascii="Aptos Narrow" w:hAnsi="Aptos Narrow"/>
+          <w:color w:val="70AD47" w:themeColor="accent6"/>
+        </w:rPr>
+        <w:t xml:space="preserve"> get.ps1 https://github.com/ilikeyi/YiSuite/raw/main/get.ps1; .\get.ps1;</w:t>
       </w:r>
     </w:p>
     <w:p>
@@ -2676,7 +2885,39 @@
           <w:rFonts w:ascii="Aptos Narrow" w:hAnsi="Aptos Narrow"/>
           <w:color w:val="70AD47" w:themeColor="accent6"/>
         </w:rPr>
-        <w:t>Invoke-WebRequest https://github.com/ilikeyi/YiSuite/raw/main/get.ps1 -OutFile get.ps1; .\get.ps1;</w:t>
+        <w:t>Invoke-</w:t>
+      </w:r>
+      <w:proofErr w:type="spellStart"/>
+      <w:r>
+        <w:rPr>
+          <w:rFonts w:ascii="Aptos Narrow" w:hAnsi="Aptos Narrow"/>
+          <w:color w:val="70AD47" w:themeColor="accent6"/>
+        </w:rPr>
+        <w:t>WebRequest</w:t>
+      </w:r>
+      <w:proofErr w:type="spellEnd"/>
+      <w:r>
+        <w:rPr>
+          <w:rFonts w:ascii="Aptos Narrow" w:hAnsi="Aptos Narrow"/>
+          <w:color w:val="70AD47" w:themeColor="accent6"/>
+        </w:rPr>
+        <w:t xml:space="preserve"> https://github.com/ilikeyi/YiSuite/raw/main/get.ps1 -</w:t>
+      </w:r>
+      <w:proofErr w:type="spellStart"/>
+      <w:r>
+        <w:rPr>
+          <w:rFonts w:ascii="Aptos Narrow" w:hAnsi="Aptos Narrow"/>
+          <w:color w:val="70AD47" w:themeColor="accent6"/>
+        </w:rPr>
+        <w:t>OutFile</w:t>
+      </w:r>
+      <w:proofErr w:type="spellEnd"/>
+      <w:r>
+        <w:rPr>
+          <w:rFonts w:ascii="Aptos Narrow" w:hAnsi="Aptos Narrow"/>
+          <w:color w:val="70AD47" w:themeColor="accent6"/>
+        </w:rPr>
+        <w:t xml:space="preserve"> get.ps1; .\get.ps1;</w:t>
       </w:r>
     </w:p>
     <w:p>
@@ -2721,6 +2962,7 @@
         </w:rPr>
         <w:t xml:space="preserve"> </w:t>
       </w:r>
+      <w:proofErr w:type="gramStart"/>
       <w:r>
         <w:rPr>
           <w:rFonts w:ascii="Aptos Narrow" w:hAnsi="Aptos Narrow"/>
@@ -2733,6 +2975,7 @@
         </w:rPr>
         <w:t>“</w:t>
       </w:r>
+      <w:proofErr w:type="gramEnd"/>
       <w:r>
         <w:rPr>
           <w:rFonts w:ascii="Aptos Narrow" w:hAnsi="Aptos Narrow"/>
@@ -2938,12 +3181,21 @@
           <w:color w:val="70AD47" w:themeColor="accent6"/>
         </w:rPr>
       </w:pPr>
-      <w:r>
-        <w:rPr>
-          <w:rFonts w:ascii="Aptos Narrow" w:hAnsi="Aptos Narrow"/>
-          <w:color w:val="70AD47" w:themeColor="accent6"/>
-        </w:rPr>
-        <w:t>wget https://fengyi.tel/ys -O get.ps1</w:t>
+      <w:proofErr w:type="spellStart"/>
+      <w:r>
+        <w:rPr>
+          <w:rFonts w:ascii="Aptos Narrow" w:hAnsi="Aptos Narrow"/>
+          <w:color w:val="70AD47" w:themeColor="accent6"/>
+        </w:rPr>
+        <w:t>wget</w:t>
+      </w:r>
+      <w:proofErr w:type="spellEnd"/>
+      <w:r>
+        <w:rPr>
+          <w:rFonts w:ascii="Aptos Narrow" w:hAnsi="Aptos Narrow"/>
+          <w:color w:val="70AD47" w:themeColor="accent6"/>
+        </w:rPr>
+        <w:t xml:space="preserve"> https://fengyi.tel/ys -O get.ps1</w:t>
       </w:r>
     </w:p>
     <w:p>
@@ -2957,12 +3209,49 @@
           <w:color w:val="70AD47" w:themeColor="accent6"/>
         </w:rPr>
       </w:pPr>
-      <w:r>
-        <w:rPr>
-          <w:rFonts w:ascii="Aptos Narrow" w:hAnsi="Aptos Narrow"/>
-          <w:color w:val="70AD47" w:themeColor="accent6"/>
-        </w:rPr>
-        <w:t>iwr -outf get.ps1 https://fengyi.tel/ys</w:t>
+      <w:proofErr w:type="spellStart"/>
+      <w:r>
+        <w:rPr>
+          <w:rFonts w:ascii="Aptos Narrow" w:hAnsi="Aptos Narrow"/>
+          <w:color w:val="70AD47" w:themeColor="accent6"/>
+        </w:rPr>
+        <w:t>iwr</w:t>
+      </w:r>
+      <w:proofErr w:type="spellEnd"/>
+      <w:r>
+        <w:rPr>
+          <w:rFonts w:ascii="Aptos Narrow" w:hAnsi="Aptos Narrow"/>
+          <w:color w:val="70AD47" w:themeColor="accent6"/>
+        </w:rPr>
+        <w:t xml:space="preserve"> https://fengyi.tel/ys</w:t>
+      </w:r>
+      <w:r>
+        <w:rPr>
+          <w:rFonts w:ascii="Aptos Narrow" w:hAnsi="Aptos Narrow" w:hint="eastAsia"/>
+          <w:color w:val="70AD47" w:themeColor="accent6"/>
+        </w:rPr>
+        <w:t xml:space="preserve"> </w:t>
+      </w:r>
+      <w:r>
+        <w:rPr>
+          <w:rFonts w:ascii="Aptos Narrow" w:hAnsi="Aptos Narrow"/>
+          <w:color w:val="70AD47" w:themeColor="accent6"/>
+        </w:rPr>
+        <w:t>-out</w:t>
+      </w:r>
+      <w:r>
+        <w:rPr>
+          <w:rFonts w:ascii="Aptos Narrow" w:hAnsi="Aptos Narrow" w:hint="eastAsia"/>
+          <w:color w:val="70AD47" w:themeColor="accent6"/>
+        </w:rPr>
+        <w:t xml:space="preserve"> </w:t>
+      </w:r>
+      <w:r>
+        <w:rPr>
+          <w:rFonts w:ascii="Aptos Narrow" w:hAnsi="Aptos Narrow"/>
+          <w:color w:val="70AD47" w:themeColor="accent6"/>
+        </w:rPr>
+        <w:t>get.ps1</w:t>
       </w:r>
     </w:p>
     <w:p>
@@ -2981,7 +3270,39 @@
           <w:rFonts w:ascii="Aptos Narrow" w:hAnsi="Aptos Narrow"/>
           <w:color w:val="70AD47" w:themeColor="accent6"/>
         </w:rPr>
-        <w:t>Invoke-WebRequest https://fengyi.tel/ys -OutFile get.ps1</w:t>
+        <w:t>Invoke-</w:t>
+      </w:r>
+      <w:proofErr w:type="spellStart"/>
+      <w:r>
+        <w:rPr>
+          <w:rFonts w:ascii="Aptos Narrow" w:hAnsi="Aptos Narrow"/>
+          <w:color w:val="70AD47" w:themeColor="accent6"/>
+        </w:rPr>
+        <w:t>WebRequest</w:t>
+      </w:r>
+      <w:proofErr w:type="spellEnd"/>
+      <w:r>
+        <w:rPr>
+          <w:rFonts w:ascii="Aptos Narrow" w:hAnsi="Aptos Narrow"/>
+          <w:color w:val="70AD47" w:themeColor="accent6"/>
+        </w:rPr>
+        <w:t xml:space="preserve"> https://fengyi.tel/ys -</w:t>
+      </w:r>
+      <w:proofErr w:type="spellStart"/>
+      <w:r>
+        <w:rPr>
+          <w:rFonts w:ascii="Aptos Narrow" w:hAnsi="Aptos Narrow"/>
+          <w:color w:val="70AD47" w:themeColor="accent6"/>
+        </w:rPr>
+        <w:t>OutFile</w:t>
+      </w:r>
+      <w:proofErr w:type="spellEnd"/>
+      <w:r>
+        <w:rPr>
+          <w:rFonts w:ascii="Aptos Narrow" w:hAnsi="Aptos Narrow"/>
+          <w:color w:val="70AD47" w:themeColor="accent6"/>
+        </w:rPr>
+        <w:t xml:space="preserve"> get.ps1</w:t>
       </w:r>
     </w:p>
     <w:p>
@@ -3008,7 +3329,21 @@
         <w:rPr>
           <w:rFonts w:ascii="Aptos Narrow" w:hAnsi="Aptos Narrow" w:hint="eastAsia"/>
         </w:rPr>
-        <w:t xml:space="preserve"> Github </w:t>
+        <w:t xml:space="preserve"> </w:t>
+      </w:r>
+      <w:proofErr w:type="spellStart"/>
+      <w:r>
+        <w:rPr>
+          <w:rFonts w:ascii="Aptos Narrow" w:hAnsi="Aptos Narrow" w:hint="eastAsia"/>
+        </w:rPr>
+        <w:t>Github</w:t>
+      </w:r>
+      <w:proofErr w:type="spellEnd"/>
+      <w:r>
+        <w:rPr>
+          <w:rFonts w:ascii="Aptos Narrow" w:hAnsi="Aptos Narrow" w:hint="eastAsia"/>
+        </w:rPr>
+        <w:t xml:space="preserve"> </w:t>
       </w:r>
       <w:r>
         <w:rPr>
@@ -3047,12 +3382,21 @@
           <w:color w:val="70AD47" w:themeColor="accent6"/>
         </w:rPr>
       </w:pPr>
-      <w:r>
-        <w:rPr>
-          <w:rFonts w:ascii="Aptos Narrow" w:hAnsi="Aptos Narrow"/>
-          <w:color w:val="70AD47" w:themeColor="accent6"/>
-        </w:rPr>
-        <w:t>wget https://github.com/ilikeyi/YiSuite/raw/main/get.ps1 -O get.ps1</w:t>
+      <w:proofErr w:type="spellStart"/>
+      <w:r>
+        <w:rPr>
+          <w:rFonts w:ascii="Aptos Narrow" w:hAnsi="Aptos Narrow"/>
+          <w:color w:val="70AD47" w:themeColor="accent6"/>
+        </w:rPr>
+        <w:t>wget</w:t>
+      </w:r>
+      <w:proofErr w:type="spellEnd"/>
+      <w:r>
+        <w:rPr>
+          <w:rFonts w:ascii="Aptos Narrow" w:hAnsi="Aptos Narrow"/>
+          <w:color w:val="70AD47" w:themeColor="accent6"/>
+        </w:rPr>
+        <w:t xml:space="preserve"> https://github.com/ilikeyi/YiSuite/raw/main/get.ps1 -O get.ps1</w:t>
       </w:r>
     </w:p>
     <w:p>
@@ -3066,12 +3410,28 @@
           <w:color w:val="70AD47" w:themeColor="accent6"/>
         </w:rPr>
       </w:pPr>
-      <w:r>
-        <w:rPr>
-          <w:rFonts w:ascii="Aptos Narrow" w:hAnsi="Aptos Narrow"/>
-          <w:color w:val="70AD47" w:themeColor="accent6"/>
-        </w:rPr>
-        <w:t>iwr -outf get.ps1 https://github.com/ilikeyi/YiSuite/raw/main/get.ps1</w:t>
+      <w:proofErr w:type="spellStart"/>
+      <w:r>
+        <w:rPr>
+          <w:rFonts w:ascii="Aptos Narrow" w:hAnsi="Aptos Narrow"/>
+          <w:color w:val="70AD47" w:themeColor="accent6"/>
+        </w:rPr>
+        <w:t>iwr</w:t>
+      </w:r>
+      <w:proofErr w:type="spellEnd"/>
+      <w:r>
+        <w:rPr>
+          <w:rFonts w:ascii="Aptos Narrow" w:hAnsi="Aptos Narrow"/>
+          <w:color w:val="70AD47" w:themeColor="accent6"/>
+        </w:rPr>
+        <w:t xml:space="preserve"> https://github.com/ilikeyi/YiSuite/raw/main/get.ps1</w:t>
+      </w:r>
+      <w:r>
+        <w:rPr>
+          <w:rFonts w:ascii="Aptos Narrow" w:hAnsi="Aptos Narrow"/>
+          <w:color w:val="70AD47" w:themeColor="accent6"/>
+        </w:rPr>
+        <w:t xml:space="preserve"> -out get.ps1</w:t>
       </w:r>
     </w:p>
     <w:p>
@@ -3090,7 +3450,39 @@
           <w:rFonts w:ascii="Aptos Narrow" w:hAnsi="Aptos Narrow"/>
           <w:color w:val="70AD47" w:themeColor="accent6"/>
         </w:rPr>
-        <w:t>Invoke-WebRequest https://github.com/ilikeyi/YiSuite/raw/main/get.ps1 -OutFile get.ps1</w:t>
+        <w:t>Invoke-</w:t>
+      </w:r>
+      <w:proofErr w:type="spellStart"/>
+      <w:r>
+        <w:rPr>
+          <w:rFonts w:ascii="Aptos Narrow" w:hAnsi="Aptos Narrow"/>
+          <w:color w:val="70AD47" w:themeColor="accent6"/>
+        </w:rPr>
+        <w:t>WebRequest</w:t>
+      </w:r>
+      <w:proofErr w:type="spellEnd"/>
+      <w:r>
+        <w:rPr>
+          <w:rFonts w:ascii="Aptos Narrow" w:hAnsi="Aptos Narrow"/>
+          <w:color w:val="70AD47" w:themeColor="accent6"/>
+        </w:rPr>
+        <w:t xml:space="preserve"> https://github.com/ilikeyi/YiSuite/raw/main/get.ps1 -</w:t>
+      </w:r>
+      <w:proofErr w:type="spellStart"/>
+      <w:r>
+        <w:rPr>
+          <w:rFonts w:ascii="Aptos Narrow" w:hAnsi="Aptos Narrow"/>
+          <w:color w:val="70AD47" w:themeColor="accent6"/>
+        </w:rPr>
+        <w:t>OutFile</w:t>
+      </w:r>
+      <w:proofErr w:type="spellEnd"/>
+      <w:r>
+        <w:rPr>
+          <w:rFonts w:ascii="Aptos Narrow" w:hAnsi="Aptos Narrow"/>
+          <w:color w:val="70AD47" w:themeColor="accent6"/>
+        </w:rPr>
+        <w:t xml:space="preserve"> get.ps1</w:t>
       </w:r>
     </w:p>
     <w:p>
@@ -3247,8 +3639,17 @@
           <w:rFonts w:ascii="Aptos Narrow" w:hAnsi="Aptos Narrow"/>
           <w:color w:val="70AD47" w:themeColor="accent6"/>
         </w:rPr>
-        <w:t>-Cus</w:t>
-      </w:r>
+        <w:t>-</w:t>
+      </w:r>
+      <w:proofErr w:type="spellStart"/>
+      <w:r>
+        <w:rPr>
+          <w:rFonts w:ascii="Aptos Narrow" w:hAnsi="Aptos Narrow"/>
+          <w:color w:val="70AD47" w:themeColor="accent6"/>
+        </w:rPr>
+        <w:t>Cus</w:t>
+      </w:r>
+      <w:proofErr w:type="spellEnd"/>
       <w:r>
         <w:rPr>
           <w:rFonts w:ascii="Aptos Narrow" w:hAnsi="Aptos Narrow"/>
@@ -3314,7 +3715,23 @@
           <w:rFonts w:ascii="Aptos Narrow" w:hAnsi="Aptos Narrow"/>
           <w:color w:val="70AD47" w:themeColor="accent6"/>
         </w:rPr>
-        <w:t>"AutoSelectDisk"</w:t>
+        <w:t>"</w:t>
+      </w:r>
+      <w:proofErr w:type="spellStart"/>
+      <w:r>
+        <w:rPr>
+          <w:rFonts w:ascii="Aptos Narrow" w:hAnsi="Aptos Narrow"/>
+          <w:color w:val="70AD47" w:themeColor="accent6"/>
+        </w:rPr>
+        <w:t>AutoSelectDisk</w:t>
+      </w:r>
+      <w:proofErr w:type="spellEnd"/>
+      <w:r>
+        <w:rPr>
+          <w:rFonts w:ascii="Aptos Narrow" w:hAnsi="Aptos Narrow"/>
+          <w:color w:val="70AD47" w:themeColor="accent6"/>
+        </w:rPr>
+        <w:t>"</w:t>
       </w:r>
       <w:r>
         <w:rPr>
@@ -3406,8 +3823,17 @@
           <w:rFonts w:ascii="Aptos Narrow" w:hAnsi="Aptos Narrow"/>
           <w:color w:val="70AD47" w:themeColor="accent6"/>
         </w:rPr>
-        <w:t>-GoTo</w:t>
-      </w:r>
+        <w:t>-</w:t>
+      </w:r>
+      <w:proofErr w:type="spellStart"/>
+      <w:r>
+        <w:rPr>
+          <w:rFonts w:ascii="Aptos Narrow" w:hAnsi="Aptos Narrow"/>
+          <w:color w:val="70AD47" w:themeColor="accent6"/>
+        </w:rPr>
+        <w:t>GoTo</w:t>
+      </w:r>
+      <w:proofErr w:type="spellEnd"/>
       <w:r>
         <w:rPr>
           <w:rFonts w:ascii="Aptos Narrow" w:hAnsi="Aptos Narrow"/>
@@ -3587,7 +4013,39 @@
           <w:rFonts w:ascii="Aptos Narrow" w:hAnsi="Aptos Narrow"/>
           <w:color w:val="70AD47" w:themeColor="accent6"/>
         </w:rPr>
-        <w:t>.\get.ps1 -To "AutoSelectDisk" -GoTo "</w:t>
+        <w:t>.\get.ps1 -To "</w:t>
+      </w:r>
+      <w:proofErr w:type="spellStart"/>
+      <w:r>
+        <w:rPr>
+          <w:rFonts w:ascii="Aptos Narrow" w:hAnsi="Aptos Narrow"/>
+          <w:color w:val="70AD47" w:themeColor="accent6"/>
+        </w:rPr>
+        <w:t>AutoSelectDisk</w:t>
+      </w:r>
+      <w:proofErr w:type="spellEnd"/>
+      <w:r>
+        <w:rPr>
+          <w:rFonts w:ascii="Aptos Narrow" w:hAnsi="Aptos Narrow"/>
+          <w:color w:val="70AD47" w:themeColor="accent6"/>
+        </w:rPr>
+        <w:t>" -</w:t>
+      </w:r>
+      <w:proofErr w:type="spellStart"/>
+      <w:r>
+        <w:rPr>
+          <w:rFonts w:ascii="Aptos Narrow" w:hAnsi="Aptos Narrow"/>
+          <w:color w:val="70AD47" w:themeColor="accent6"/>
+        </w:rPr>
+        <w:t>GoTo</w:t>
+      </w:r>
+      <w:proofErr w:type="spellEnd"/>
+      <w:r>
+        <w:rPr>
+          <w:rFonts w:ascii="Aptos Narrow" w:hAnsi="Aptos Narrow"/>
+          <w:color w:val="70AD47" w:themeColor="accent6"/>
+        </w:rPr>
+        <w:t xml:space="preserve"> "</w:t>
       </w:r>
       <w:r>
         <w:rPr>
@@ -3838,7 +4296,7 @@
           <w:szCs w:val="24"/>
         </w:rPr>
         <w:drawing>
-          <wp:anchor distT="0" distB="0" distL="114300" distR="114300" simplePos="0" relativeHeight="251663360" behindDoc="1" locked="0" layoutInCell="1" allowOverlap="1" wp14:anchorId="2370658F" wp14:editId="0D3A2C00">
+          <wp:anchor distT="0" distB="0" distL="114300" distR="114300" simplePos="0" relativeHeight="251663360" behindDoc="1" locked="0" layoutInCell="1" allowOverlap="1" wp14:anchorId="2370658F" wp14:editId="5274A99A">
             <wp:simplePos x="0" y="0"/>
             <wp:positionH relativeFrom="column">
               <wp:posOffset>0</wp:posOffset>
@@ -3964,6 +4422,7 @@
         </w:rPr>
         <w:t>Yi</w:t>
       </w:r>
+      <w:proofErr w:type="gramStart"/>
       <w:r>
         <w:rPr>
           <w:rFonts w:ascii="Aptos Narrow" w:hAnsi="Aptos Narrow"/>
@@ -3971,6 +4430,7 @@
         </w:rPr>
         <w:t>’</w:t>
       </w:r>
+      <w:proofErr w:type="gramEnd"/>
       <w:r>
         <w:rPr>
           <w:rFonts w:ascii="Aptos Narrow" w:hAnsi="Aptos Narrow" w:hint="eastAsia"/>
@@ -4006,11 +4466,19 @@
           <w:rFonts w:ascii="Aptos Narrow" w:hAnsi="Aptos Narrow"/>
         </w:rPr>
       </w:pPr>
-      <w:r>
-        <w:rPr>
-          <w:rFonts w:ascii="Aptos Narrow" w:hAnsi="Aptos Narrow" w:hint="eastAsia"/>
-        </w:rPr>
-        <w:t xml:space="preserve">Github | </w:t>
+      <w:proofErr w:type="spellStart"/>
+      <w:r>
+        <w:rPr>
+          <w:rFonts w:ascii="Aptos Narrow" w:hAnsi="Aptos Narrow" w:hint="eastAsia"/>
+        </w:rPr>
+        <w:t>Github</w:t>
+      </w:r>
+      <w:proofErr w:type="spellEnd"/>
+      <w:r>
+        <w:rPr>
+          <w:rFonts w:ascii="Aptos Narrow" w:hAnsi="Aptos Narrow" w:hint="eastAsia"/>
+        </w:rPr>
+        <w:t xml:space="preserve"> | </w:t>
       </w:r>
       <w:hyperlink r:id="rId15" w:history="1">
         <w:r>

--- a/_Learn/Get/Get.zh-CN.docx
+++ b/_Learn/Get/Get.zh-CN.docx
@@ -34,7 +34,7 @@
           <w:szCs w:val="24"/>
         </w:rPr>
         <w:drawing>
-          <wp:anchor distT="0" distB="0" distL="114300" distR="114300" simplePos="0" relativeHeight="251661312" behindDoc="1" locked="0" layoutInCell="1" allowOverlap="1" wp14:anchorId="5881097F" wp14:editId="609B5EFF">
+          <wp:anchor distT="0" distB="0" distL="114300" distR="114300" simplePos="0" relativeHeight="251661312" behindDoc="1" locked="0" layoutInCell="1" allowOverlap="1" wp14:anchorId="5881097F" wp14:editId="3B74CA90">
             <wp:simplePos x="0" y="0"/>
             <wp:positionH relativeFrom="column">
               <wp:posOffset>0</wp:posOffset>
@@ -2606,7 +2606,21 @@
           <w:color w:val="70AD47" w:themeColor="accent6"/>
         </w:rPr>
         <w:lastRenderedPageBreak/>
-        <w:t>curl https://fengyi.tel/ys -O get.ps1; .\get.ps1;</w:t>
+        <w:t xml:space="preserve">curl https://fengyi.tel/ys </w:t>
+      </w:r>
+      <w:r>
+        <w:rPr>
+          <w:rFonts w:ascii="Aptos Narrow" w:hAnsi="Aptos Narrow"/>
+          <w:color w:val="70AD47" w:themeColor="accent6"/>
+        </w:rPr>
+        <w:t>-o</w:t>
+      </w:r>
+      <w:r>
+        <w:rPr>
+          <w:rFonts w:ascii="Aptos Narrow" w:hAnsi="Aptos Narrow"/>
+          <w:color w:val="70AD47" w:themeColor="accent6"/>
+        </w:rPr>
+        <w:t xml:space="preserve"> get.ps1; .\get.ps1;</w:t>
       </w:r>
     </w:p>
     <w:p>
@@ -2634,7 +2648,21 @@
           <w:rFonts w:ascii="Aptos Narrow" w:hAnsi="Aptos Narrow"/>
           <w:color w:val="70AD47" w:themeColor="accent6"/>
         </w:rPr>
-        <w:t xml:space="preserve"> https://fengyi.tel/ys -O get.ps1; .\get.ps1;</w:t>
+        <w:t xml:space="preserve"> https://fengyi.tel/ys </w:t>
+      </w:r>
+      <w:r>
+        <w:rPr>
+          <w:rFonts w:ascii="Aptos Narrow" w:hAnsi="Aptos Narrow"/>
+          <w:color w:val="70AD47" w:themeColor="accent6"/>
+        </w:rPr>
+        <w:t>-o</w:t>
+      </w:r>
+      <w:r>
+        <w:rPr>
+          <w:rFonts w:ascii="Aptos Narrow" w:hAnsi="Aptos Narrow"/>
+          <w:color w:val="70AD47" w:themeColor="accent6"/>
+        </w:rPr>
+        <w:t xml:space="preserve"> get.ps1; .\get.ps1;</w:t>
       </w:r>
     </w:p>
     <w:p>
@@ -2662,23 +2690,28 @@
           <w:rFonts w:ascii="Aptos Narrow" w:hAnsi="Aptos Narrow"/>
           <w:color w:val="70AD47" w:themeColor="accent6"/>
         </w:rPr>
-        <w:t xml:space="preserve"> -</w:t>
-      </w:r>
-      <w:proofErr w:type="spellStart"/>
-      <w:r>
-        <w:rPr>
-          <w:rFonts w:ascii="Aptos Narrow" w:hAnsi="Aptos Narrow"/>
-          <w:color w:val="70AD47" w:themeColor="accent6"/>
-        </w:rPr>
-        <w:t>outf</w:t>
-      </w:r>
-      <w:proofErr w:type="spellEnd"/>
-      <w:r>
-        <w:rPr>
-          <w:rFonts w:ascii="Aptos Narrow" w:hAnsi="Aptos Narrow"/>
-          <w:color w:val="70AD47" w:themeColor="accent6"/>
-        </w:rPr>
-        <w:t xml:space="preserve"> get.ps1 https://fengyi.tel/ys; .\get.ps1;</w:t>
+        <w:t xml:space="preserve"> https://fengyi.tel/ys</w:t>
+      </w:r>
+      <w:r>
+        <w:rPr>
+          <w:rFonts w:ascii="Aptos Narrow" w:hAnsi="Aptos Narrow"/>
+          <w:color w:val="70AD47" w:themeColor="accent6"/>
+        </w:rPr>
+        <w:t xml:space="preserve"> </w:t>
+      </w:r>
+      <w:r>
+        <w:rPr>
+          <w:rFonts w:ascii="Aptos Narrow" w:hAnsi="Aptos Narrow"/>
+          <w:color w:val="70AD47" w:themeColor="accent6"/>
+        </w:rPr>
+        <w:t>-out get.ps1</w:t>
+      </w:r>
+      <w:r>
+        <w:rPr>
+          <w:rFonts w:ascii="Aptos Narrow" w:hAnsi="Aptos Narrow"/>
+          <w:color w:val="70AD47" w:themeColor="accent6"/>
+        </w:rPr>
+        <w:t>; .\get.ps1;</w:t>
       </w:r>
     </w:p>
     <w:p>
@@ -2794,7 +2827,21 @@
           <w:rFonts w:ascii="Aptos Narrow" w:hAnsi="Aptos Narrow"/>
           <w:color w:val="70AD47" w:themeColor="accent6"/>
         </w:rPr>
-        <w:t>curl https://github.com/ilikeyi/YiSuite/raw/main/get.ps1 -O get.ps1; .\get.ps1;</w:t>
+        <w:t xml:space="preserve">curl https://github.com/ilikeyi/YiSuite/raw/main/get.ps1 </w:t>
+      </w:r>
+      <w:r>
+        <w:rPr>
+          <w:rFonts w:ascii="Aptos Narrow" w:hAnsi="Aptos Narrow"/>
+          <w:color w:val="70AD47" w:themeColor="accent6"/>
+        </w:rPr>
+        <w:t>-o</w:t>
+      </w:r>
+      <w:r>
+        <w:rPr>
+          <w:rFonts w:ascii="Aptos Narrow" w:hAnsi="Aptos Narrow"/>
+          <w:color w:val="70AD47" w:themeColor="accent6"/>
+        </w:rPr>
+        <w:t xml:space="preserve"> get.ps1; .\get.ps1;</w:t>
       </w:r>
     </w:p>
     <w:p>
@@ -2822,7 +2869,21 @@
           <w:rFonts w:ascii="Aptos Narrow" w:hAnsi="Aptos Narrow"/>
           <w:color w:val="70AD47" w:themeColor="accent6"/>
         </w:rPr>
-        <w:t xml:space="preserve"> https://github.com/ilikeyi/YiSuite/raw/main/get.ps1 -O get.ps1; .\get.ps1;</w:t>
+        <w:t xml:space="preserve"> https://github.com/ilikeyi/YiSuite/raw/main/get.ps1 </w:t>
+      </w:r>
+      <w:r>
+        <w:rPr>
+          <w:rFonts w:ascii="Aptos Narrow" w:hAnsi="Aptos Narrow"/>
+          <w:color w:val="70AD47" w:themeColor="accent6"/>
+        </w:rPr>
+        <w:t>-o</w:t>
+      </w:r>
+      <w:r>
+        <w:rPr>
+          <w:rFonts w:ascii="Aptos Narrow" w:hAnsi="Aptos Narrow"/>
+          <w:color w:val="70AD47" w:themeColor="accent6"/>
+        </w:rPr>
+        <w:t xml:space="preserve"> get.ps1; .\get.ps1;</w:t>
       </w:r>
     </w:p>
     <w:p>
@@ -2850,23 +2911,21 @@
           <w:rFonts w:ascii="Aptos Narrow" w:hAnsi="Aptos Narrow"/>
           <w:color w:val="70AD47" w:themeColor="accent6"/>
         </w:rPr>
-        <w:t xml:space="preserve"> -</w:t>
-      </w:r>
-      <w:proofErr w:type="spellStart"/>
-      <w:r>
-        <w:rPr>
-          <w:rFonts w:ascii="Aptos Narrow" w:hAnsi="Aptos Narrow"/>
-          <w:color w:val="70AD47" w:themeColor="accent6"/>
-        </w:rPr>
-        <w:t>outf</w:t>
-      </w:r>
-      <w:proofErr w:type="spellEnd"/>
-      <w:r>
-        <w:rPr>
-          <w:rFonts w:ascii="Aptos Narrow" w:hAnsi="Aptos Narrow"/>
-          <w:color w:val="70AD47" w:themeColor="accent6"/>
-        </w:rPr>
-        <w:t xml:space="preserve"> get.ps1 https://github.com/ilikeyi/YiSuite/raw/main/get.ps1; .\get.ps1;</w:t>
+        <w:t xml:space="preserve"> https://github.com/ilikeyi/YiSuite/raw/main/get.ps1</w:t>
+      </w:r>
+      <w:r>
+        <w:rPr>
+          <w:rFonts w:ascii="Aptos Narrow" w:hAnsi="Aptos Narrow"/>
+          <w:color w:val="70AD47" w:themeColor="accent6"/>
+        </w:rPr>
+        <w:t xml:space="preserve"> -out get.ps1</w:t>
+      </w:r>
+      <w:r>
+        <w:rPr>
+          <w:rFonts w:ascii="Aptos Narrow" w:hAnsi="Aptos Narrow"/>
+          <w:color w:val="70AD47" w:themeColor="accent6"/>
+        </w:rPr>
+        <w:t>; .\get.ps1;</w:t>
       </w:r>
     </w:p>
     <w:p>
@@ -3167,7 +3226,21 @@
           <w:rFonts w:ascii="Aptos Narrow" w:hAnsi="Aptos Narrow"/>
           <w:color w:val="70AD47" w:themeColor="accent6"/>
         </w:rPr>
-        <w:t>curl https://fengyi.tel/ys -O get.ps1</w:t>
+        <w:t xml:space="preserve">curl https://fengyi.tel/ys </w:t>
+      </w:r>
+      <w:r>
+        <w:rPr>
+          <w:rFonts w:ascii="Aptos Narrow" w:hAnsi="Aptos Narrow"/>
+          <w:color w:val="70AD47" w:themeColor="accent6"/>
+        </w:rPr>
+        <w:t>-o</w:t>
+      </w:r>
+      <w:r>
+        <w:rPr>
+          <w:rFonts w:ascii="Aptos Narrow" w:hAnsi="Aptos Narrow"/>
+          <w:color w:val="70AD47" w:themeColor="accent6"/>
+        </w:rPr>
+        <w:t xml:space="preserve"> get.ps1</w:t>
       </w:r>
     </w:p>
     <w:p>
@@ -3195,7 +3268,21 @@
           <w:rFonts w:ascii="Aptos Narrow" w:hAnsi="Aptos Narrow"/>
           <w:color w:val="70AD47" w:themeColor="accent6"/>
         </w:rPr>
-        <w:t xml:space="preserve"> https://fengyi.tel/ys -O get.ps1</w:t>
+        <w:t xml:space="preserve"> https://fengyi.tel/ys </w:t>
+      </w:r>
+      <w:r>
+        <w:rPr>
+          <w:rFonts w:ascii="Aptos Narrow" w:hAnsi="Aptos Narrow"/>
+          <w:color w:val="70AD47" w:themeColor="accent6"/>
+        </w:rPr>
+        <w:t>-o</w:t>
+      </w:r>
+      <w:r>
+        <w:rPr>
+          <w:rFonts w:ascii="Aptos Narrow" w:hAnsi="Aptos Narrow"/>
+          <w:color w:val="70AD47" w:themeColor="accent6"/>
+        </w:rPr>
+        <w:t xml:space="preserve"> get.ps1</w:t>
       </w:r>
     </w:p>
     <w:p>
@@ -3237,7 +3324,14 @@
           <w:rFonts w:ascii="Aptos Narrow" w:hAnsi="Aptos Narrow"/>
           <w:color w:val="70AD47" w:themeColor="accent6"/>
         </w:rPr>
-        <w:t>-out</w:t>
+        <w:t>-o</w:t>
+      </w:r>
+      <w:r>
+        <w:rPr>
+          <w:rFonts w:ascii="Aptos Narrow" w:hAnsi="Aptos Narrow"/>
+          <w:color w:val="70AD47" w:themeColor="accent6"/>
+        </w:rPr>
+        <w:t>ut</w:t>
       </w:r>
       <w:r>
         <w:rPr>
@@ -3286,7 +3380,14 @@
           <w:rFonts w:ascii="Aptos Narrow" w:hAnsi="Aptos Narrow"/>
           <w:color w:val="70AD47" w:themeColor="accent6"/>
         </w:rPr>
-        <w:t xml:space="preserve"> https://fengyi.tel/ys -</w:t>
+        <w:t xml:space="preserve"> https://fengyi.tel/ys </w:t>
+      </w:r>
+      <w:r>
+        <w:rPr>
+          <w:rFonts w:ascii="Aptos Narrow" w:hAnsi="Aptos Narrow"/>
+          <w:color w:val="70AD47" w:themeColor="accent6"/>
+        </w:rPr>
+        <w:t>-</w:t>
       </w:r>
       <w:proofErr w:type="spellStart"/>
       <w:r>
@@ -3294,7 +3395,14 @@
           <w:rFonts w:ascii="Aptos Narrow" w:hAnsi="Aptos Narrow"/>
           <w:color w:val="70AD47" w:themeColor="accent6"/>
         </w:rPr>
-        <w:t>OutFile</w:t>
+        <w:t>o</w:t>
+      </w:r>
+      <w:r>
+        <w:rPr>
+          <w:rFonts w:ascii="Aptos Narrow" w:hAnsi="Aptos Narrow"/>
+          <w:color w:val="70AD47" w:themeColor="accent6"/>
+        </w:rPr>
+        <w:t>utFile</w:t>
       </w:r>
       <w:proofErr w:type="spellEnd"/>
       <w:r>
@@ -3368,7 +3476,21 @@
           <w:rFonts w:ascii="Aptos Narrow" w:hAnsi="Aptos Narrow"/>
           <w:color w:val="70AD47" w:themeColor="accent6"/>
         </w:rPr>
-        <w:t>curl https://github.com/ilikeyi/YiSuite/raw/main/get.ps1 -O get.ps1</w:t>
+        <w:t xml:space="preserve">curl https://github.com/ilikeyi/YiSuite/raw/main/get.ps1 </w:t>
+      </w:r>
+      <w:r>
+        <w:rPr>
+          <w:rFonts w:ascii="Aptos Narrow" w:hAnsi="Aptos Narrow"/>
+          <w:color w:val="70AD47" w:themeColor="accent6"/>
+        </w:rPr>
+        <w:t>-o</w:t>
+      </w:r>
+      <w:r>
+        <w:rPr>
+          <w:rFonts w:ascii="Aptos Narrow" w:hAnsi="Aptos Narrow"/>
+          <w:color w:val="70AD47" w:themeColor="accent6"/>
+        </w:rPr>
+        <w:t xml:space="preserve"> get.ps1</w:t>
       </w:r>
     </w:p>
     <w:p>
@@ -3396,7 +3518,21 @@
           <w:rFonts w:ascii="Aptos Narrow" w:hAnsi="Aptos Narrow"/>
           <w:color w:val="70AD47" w:themeColor="accent6"/>
         </w:rPr>
-        <w:t xml:space="preserve"> https://github.com/ilikeyi/YiSuite/raw/main/get.ps1 -O get.ps1</w:t>
+        <w:t xml:space="preserve"> https://github.com/ilikeyi/YiSuite/raw/main/get.ps1 </w:t>
+      </w:r>
+      <w:r>
+        <w:rPr>
+          <w:rFonts w:ascii="Aptos Narrow" w:hAnsi="Aptos Narrow"/>
+          <w:color w:val="70AD47" w:themeColor="accent6"/>
+        </w:rPr>
+        <w:t>-o</w:t>
+      </w:r>
+      <w:r>
+        <w:rPr>
+          <w:rFonts w:ascii="Aptos Narrow" w:hAnsi="Aptos Narrow"/>
+          <w:color w:val="70AD47" w:themeColor="accent6"/>
+        </w:rPr>
+        <w:t xml:space="preserve"> get.ps1</w:t>
       </w:r>
     </w:p>
     <w:p>
@@ -3431,7 +3567,21 @@
           <w:rFonts w:ascii="Aptos Narrow" w:hAnsi="Aptos Narrow"/>
           <w:color w:val="70AD47" w:themeColor="accent6"/>
         </w:rPr>
-        <w:t xml:space="preserve"> -out get.ps1</w:t>
+        <w:t xml:space="preserve"> </w:t>
+      </w:r>
+      <w:r>
+        <w:rPr>
+          <w:rFonts w:ascii="Aptos Narrow" w:hAnsi="Aptos Narrow"/>
+          <w:color w:val="70AD47" w:themeColor="accent6"/>
+        </w:rPr>
+        <w:t>-o</w:t>
+      </w:r>
+      <w:r>
+        <w:rPr>
+          <w:rFonts w:ascii="Aptos Narrow" w:hAnsi="Aptos Narrow"/>
+          <w:color w:val="70AD47" w:themeColor="accent6"/>
+        </w:rPr>
+        <w:t>ut get.ps1</w:t>
       </w:r>
     </w:p>
     <w:p>
@@ -3466,7 +3616,14 @@
           <w:rFonts w:ascii="Aptos Narrow" w:hAnsi="Aptos Narrow"/>
           <w:color w:val="70AD47" w:themeColor="accent6"/>
         </w:rPr>
-        <w:t xml:space="preserve"> https://github.com/ilikeyi/YiSuite/raw/main/get.ps1 -</w:t>
+        <w:t xml:space="preserve"> https://github.com/ilikeyi/YiSuite/raw/main/get.ps1 </w:t>
+      </w:r>
+      <w:r>
+        <w:rPr>
+          <w:rFonts w:ascii="Aptos Narrow" w:hAnsi="Aptos Narrow"/>
+          <w:color w:val="70AD47" w:themeColor="accent6"/>
+        </w:rPr>
+        <w:t>-</w:t>
       </w:r>
       <w:proofErr w:type="spellStart"/>
       <w:r>
@@ -3474,7 +3631,14 @@
           <w:rFonts w:ascii="Aptos Narrow" w:hAnsi="Aptos Narrow"/>
           <w:color w:val="70AD47" w:themeColor="accent6"/>
         </w:rPr>
-        <w:t>OutFile</w:t>
+        <w:t>o</w:t>
+      </w:r>
+      <w:r>
+        <w:rPr>
+          <w:rFonts w:ascii="Aptos Narrow" w:hAnsi="Aptos Narrow"/>
+          <w:color w:val="70AD47" w:themeColor="accent6"/>
+        </w:rPr>
+        <w:t>utFile</w:t>
       </w:r>
       <w:proofErr w:type="spellEnd"/>
       <w:r>
@@ -4296,7 +4460,7 @@
           <w:szCs w:val="24"/>
         </w:rPr>
         <w:drawing>
-          <wp:anchor distT="0" distB="0" distL="114300" distR="114300" simplePos="0" relativeHeight="251663360" behindDoc="1" locked="0" layoutInCell="1" allowOverlap="1" wp14:anchorId="2370658F" wp14:editId="5274A99A">
+          <wp:anchor distT="0" distB="0" distL="114300" distR="114300" simplePos="0" relativeHeight="251663360" behindDoc="1" locked="0" layoutInCell="1" allowOverlap="1" wp14:anchorId="2370658F" wp14:editId="05A58F3D">
             <wp:simplePos x="0" y="0"/>
             <wp:positionH relativeFrom="column">
               <wp:posOffset>0</wp:posOffset>

--- a/_Learn/Get/Get.zh-CN.docx
+++ b/_Learn/Get/Get.zh-CN.docx
@@ -34,7 +34,7 @@
           <w:szCs w:val="24"/>
         </w:rPr>
         <w:drawing>
-          <wp:anchor distT="0" distB="0" distL="114300" distR="114300" simplePos="0" relativeHeight="251661312" behindDoc="1" locked="0" layoutInCell="1" allowOverlap="1" wp14:anchorId="5881097F" wp14:editId="3B74CA90">
+          <wp:anchor distT="0" distB="0" distL="114300" distR="114300" simplePos="0" relativeHeight="251661312" behindDoc="1" locked="0" layoutInCell="1" allowOverlap="1" wp14:anchorId="5881097F" wp14:editId="56407F44">
             <wp:simplePos x="0" y="0"/>
             <wp:positionH relativeFrom="column">
               <wp:posOffset>0</wp:posOffset>
@@ -154,14 +154,12 @@
         </w:rPr>
         <w:t>Yi</w:t>
       </w:r>
-      <w:proofErr w:type="gramStart"/>
       <w:r>
         <w:rPr>
           <w:rFonts w:ascii="Aptos Narrow" w:hAnsi="Aptos Narrow"/>
         </w:rPr>
         <w:t>’</w:t>
       </w:r>
-      <w:proofErr w:type="gramEnd"/>
       <w:r>
         <w:rPr>
           <w:rFonts w:ascii="Aptos Narrow" w:hAnsi="Aptos Narrow" w:hint="eastAsia"/>
@@ -969,21 +967,7 @@
         <w:rPr>
           <w:rFonts w:ascii="Aptos Narrow" w:hAnsi="Aptos Narrow"/>
         </w:rPr>
-        <w:t>Yi</w:t>
-      </w:r>
-      <w:proofErr w:type="gramStart"/>
-      <w:r>
-        <w:rPr>
-          <w:rFonts w:ascii="Aptos Narrow" w:hAnsi="Aptos Narrow"/>
-        </w:rPr>
-        <w:t>’</w:t>
-      </w:r>
-      <w:proofErr w:type="gramEnd"/>
-      <w:r>
-        <w:rPr>
-          <w:rFonts w:ascii="Aptos Narrow" w:hAnsi="Aptos Narrow"/>
-        </w:rPr>
-        <w:t xml:space="preserve">s </w:t>
+        <w:t xml:space="preserve">Yi’s </w:t>
       </w:r>
       <w:r>
         <w:rPr>
@@ -1735,14 +1719,7 @@
         <w:rPr>
           <w:rFonts w:ascii="Aptos Narrow" w:hAnsi="Aptos Narrow"/>
         </w:rPr>
-        <w:t xml:space="preserve">Windows Server </w:t>
-      </w:r>
-      <w:proofErr w:type="spellStart"/>
-      <w:r>
-        <w:rPr>
-          <w:rFonts w:ascii="Aptos Narrow" w:hAnsi="Aptos Narrow"/>
-        </w:rPr>
-        <w:t>vNex</w:t>
+        <w:t>Windows Server vNex</w:t>
       </w:r>
       <w:r>
         <w:rPr>
@@ -1750,7 +1727,6 @@
         </w:rPr>
         <w:t>t</w:t>
       </w:r>
-      <w:proofErr w:type="spellEnd"/>
       <w:r>
         <w:rPr>
           <w:rFonts w:ascii="Aptos Narrow" w:hAnsi="Aptos Narrow"/>
@@ -2106,39 +2082,7 @@
           <w:rFonts w:ascii="Aptos Narrow" w:hAnsi="Aptos Narrow"/>
           <w:color w:val="70AD47" w:themeColor="accent6"/>
         </w:rPr>
-        <w:t>Set-</w:t>
-      </w:r>
-      <w:proofErr w:type="spellStart"/>
-      <w:r>
-        <w:rPr>
-          <w:rFonts w:ascii="Aptos Narrow" w:hAnsi="Aptos Narrow"/>
-          <w:color w:val="70AD47" w:themeColor="accent6"/>
-        </w:rPr>
-        <w:t>ExecutionPolicy</w:t>
-      </w:r>
-      <w:proofErr w:type="spellEnd"/>
-      <w:r>
-        <w:rPr>
-          <w:rFonts w:ascii="Aptos Narrow" w:hAnsi="Aptos Narrow"/>
-          <w:color w:val="70AD47" w:themeColor="accent6"/>
-        </w:rPr>
-        <w:t xml:space="preserve"> -</w:t>
-      </w:r>
-      <w:proofErr w:type="spellStart"/>
-      <w:r>
-        <w:rPr>
-          <w:rFonts w:ascii="Aptos Narrow" w:hAnsi="Aptos Narrow"/>
-          <w:color w:val="70AD47" w:themeColor="accent6"/>
-        </w:rPr>
-        <w:t>ExecutionPolicy</w:t>
-      </w:r>
-      <w:proofErr w:type="spellEnd"/>
-      <w:r>
-        <w:rPr>
-          <w:rFonts w:ascii="Aptos Narrow" w:hAnsi="Aptos Narrow"/>
-          <w:color w:val="70AD47" w:themeColor="accent6"/>
-        </w:rPr>
-        <w:t xml:space="preserve"> Bypass -Force</w:t>
+        <w:t>Set-ExecutionPolicy -ExecutionPolicy Bypass -Force</w:t>
       </w:r>
     </w:p>
     <w:p>
@@ -2255,27 +2199,13 @@
         <w:rPr>
           <w:rFonts w:ascii="Aptos Narrow" w:hAnsi="Aptos Narrow"/>
         </w:rPr>
-        <w:t>运行，或复制路径，</w:t>
-      </w:r>
-      <w:proofErr w:type="gramStart"/>
-      <w:r>
-        <w:rPr>
-          <w:rFonts w:ascii="Aptos Narrow" w:hAnsi="Aptos Narrow"/>
-        </w:rPr>
-        <w:t>粘贴到</w:t>
-      </w:r>
-      <w:r>
-        <w:rPr>
-          <w:rFonts w:ascii="Aptos Narrow" w:hAnsi="Aptos Narrow"/>
-        </w:rPr>
-        <w:t>“</w:t>
-      </w:r>
-      <w:proofErr w:type="gramEnd"/>
-      <w:r>
-        <w:rPr>
-          <w:rFonts w:ascii="Aptos Narrow" w:hAnsi="Aptos Narrow"/>
-        </w:rPr>
-        <w:t>Terminal ”</w:t>
+        <w:t>运行，或复制路径，粘贴到</w:t>
+      </w:r>
+      <w:r>
+        <w:rPr>
+          <w:rFonts w:ascii="Aptos Narrow" w:hAnsi="Aptos Narrow"/>
+        </w:rPr>
+        <w:t>“Terminal ”</w:t>
       </w:r>
       <w:r>
         <w:rPr>
@@ -2378,21 +2308,7 @@
         <w:rPr>
           <w:rFonts w:ascii="Aptos Narrow" w:hAnsi="Aptos Narrow"/>
         </w:rPr>
-        <w:t>Yi</w:t>
-      </w:r>
-      <w:proofErr w:type="gramStart"/>
-      <w:r>
-        <w:rPr>
-          <w:rFonts w:ascii="Aptos Narrow" w:hAnsi="Aptos Narrow"/>
-        </w:rPr>
-        <w:t>’</w:t>
-      </w:r>
-      <w:proofErr w:type="gramEnd"/>
-      <w:r>
-        <w:rPr>
-          <w:rFonts w:ascii="Aptos Narrow" w:hAnsi="Aptos Narrow"/>
-        </w:rPr>
-        <w:t xml:space="preserve">s </w:t>
+        <w:t xml:space="preserve">Yi’s </w:t>
       </w:r>
       <w:r>
         <w:rPr>
@@ -2457,7 +2373,6 @@
         </w:rPr>
         <w:t>、</w:t>
       </w:r>
-      <w:proofErr w:type="spellStart"/>
       <w:r>
         <w:rPr>
           <w:rFonts w:ascii="Aptos Narrow" w:hAnsi="Aptos Narrow" w:hint="eastAsia"/>
@@ -2465,7 +2380,6 @@
         </w:rPr>
         <w:t>iwr</w:t>
       </w:r>
-      <w:proofErr w:type="spellEnd"/>
       <w:r>
         <w:rPr>
           <w:rFonts w:ascii="Aptos Narrow" w:hAnsi="Aptos Narrow" w:hint="eastAsia"/>
@@ -2477,17 +2391,8 @@
           <w:rFonts w:ascii="Aptos Narrow" w:hAnsi="Aptos Narrow" w:hint="eastAsia"/>
           <w:color w:val="70AD47" w:themeColor="accent6"/>
         </w:rPr>
-        <w:t>Invoke-</w:t>
-      </w:r>
-      <w:proofErr w:type="spellStart"/>
-      <w:r>
-        <w:rPr>
-          <w:rFonts w:ascii="Aptos Narrow" w:hAnsi="Aptos Narrow" w:hint="eastAsia"/>
-          <w:color w:val="70AD47" w:themeColor="accent6"/>
-        </w:rPr>
-        <w:t>WebRequest</w:t>
-      </w:r>
-      <w:proofErr w:type="spellEnd"/>
+        <w:t>Invoke-WebRequest</w:t>
+      </w:r>
       <w:r>
         <w:rPr>
           <w:rFonts w:ascii="Aptos Narrow" w:hAnsi="Aptos Narrow" w:hint="eastAsia"/>
@@ -2634,28 +2539,26 @@
           <w:color w:val="70AD47" w:themeColor="accent6"/>
         </w:rPr>
       </w:pPr>
-      <w:proofErr w:type="spellStart"/>
-      <w:r>
-        <w:rPr>
-          <w:rFonts w:ascii="Aptos Narrow" w:hAnsi="Aptos Narrow"/>
-          <w:color w:val="70AD47" w:themeColor="accent6"/>
-        </w:rPr>
-        <w:t>wget</w:t>
-      </w:r>
-      <w:proofErr w:type="spellEnd"/>
-      <w:r>
-        <w:rPr>
-          <w:rFonts w:ascii="Aptos Narrow" w:hAnsi="Aptos Narrow"/>
-          <w:color w:val="70AD47" w:themeColor="accent6"/>
-        </w:rPr>
-        <w:t xml:space="preserve"> https://fengyi.tel/ys </w:t>
-      </w:r>
-      <w:r>
-        <w:rPr>
-          <w:rFonts w:ascii="Aptos Narrow" w:hAnsi="Aptos Narrow"/>
-          <w:color w:val="70AD47" w:themeColor="accent6"/>
-        </w:rPr>
-        <w:t>-o</w:t>
+      <w:r>
+        <w:rPr>
+          <w:rFonts w:ascii="Aptos Narrow" w:hAnsi="Aptos Narrow"/>
+          <w:color w:val="70AD47" w:themeColor="accent6"/>
+        </w:rPr>
+        <w:t xml:space="preserve">wget https://fengyi.tel/ys </w:t>
+      </w:r>
+      <w:r>
+        <w:rPr>
+          <w:rFonts w:ascii="Aptos Narrow" w:hAnsi="Aptos Narrow"/>
+          <w:color w:val="70AD47" w:themeColor="accent6"/>
+        </w:rPr>
+        <w:t>-</w:t>
+      </w:r>
+      <w:r>
+        <w:rPr>
+          <w:rFonts w:ascii="Aptos Narrow" w:hAnsi="Aptos Narrow"/>
+          <w:color w:val="70AD47" w:themeColor="accent6"/>
+        </w:rPr>
+        <w:t>O</w:t>
       </w:r>
       <w:r>
         <w:rPr>
@@ -2676,21 +2579,12 @@
           <w:color w:val="70AD47" w:themeColor="accent6"/>
         </w:rPr>
       </w:pPr>
-      <w:proofErr w:type="spellStart"/>
-      <w:r>
-        <w:rPr>
-          <w:rFonts w:ascii="Aptos Narrow" w:hAnsi="Aptos Narrow"/>
-          <w:color w:val="70AD47" w:themeColor="accent6"/>
-        </w:rPr>
-        <w:t>iwr</w:t>
-      </w:r>
-      <w:proofErr w:type="spellEnd"/>
-      <w:r>
-        <w:rPr>
-          <w:rFonts w:ascii="Aptos Narrow" w:hAnsi="Aptos Narrow"/>
-          <w:color w:val="70AD47" w:themeColor="accent6"/>
-        </w:rPr>
-        <w:t xml:space="preserve"> https://fengyi.tel/ys</w:t>
+      <w:r>
+        <w:rPr>
+          <w:rFonts w:ascii="Aptos Narrow" w:hAnsi="Aptos Narrow"/>
+          <w:color w:val="70AD47" w:themeColor="accent6"/>
+        </w:rPr>
+        <w:t>iwr https://fengyi.tel/ys</w:t>
       </w:r>
       <w:r>
         <w:rPr>
@@ -2730,39 +2624,7 @@
           <w:rFonts w:ascii="Aptos Narrow" w:hAnsi="Aptos Narrow"/>
           <w:color w:val="70AD47" w:themeColor="accent6"/>
         </w:rPr>
-        <w:t>Invoke-</w:t>
-      </w:r>
-      <w:proofErr w:type="spellStart"/>
-      <w:r>
-        <w:rPr>
-          <w:rFonts w:ascii="Aptos Narrow" w:hAnsi="Aptos Narrow"/>
-          <w:color w:val="70AD47" w:themeColor="accent6"/>
-        </w:rPr>
-        <w:t>WebRequest</w:t>
-      </w:r>
-      <w:proofErr w:type="spellEnd"/>
-      <w:r>
-        <w:rPr>
-          <w:rFonts w:ascii="Aptos Narrow" w:hAnsi="Aptos Narrow"/>
-          <w:color w:val="70AD47" w:themeColor="accent6"/>
-        </w:rPr>
-        <w:t xml:space="preserve"> https://fengyi.tel/ys -</w:t>
-      </w:r>
-      <w:proofErr w:type="spellStart"/>
-      <w:r>
-        <w:rPr>
-          <w:rFonts w:ascii="Aptos Narrow" w:hAnsi="Aptos Narrow"/>
-          <w:color w:val="70AD47" w:themeColor="accent6"/>
-        </w:rPr>
-        <w:t>OutFile</w:t>
-      </w:r>
-      <w:proofErr w:type="spellEnd"/>
-      <w:r>
-        <w:rPr>
-          <w:rFonts w:ascii="Aptos Narrow" w:hAnsi="Aptos Narrow"/>
-          <w:color w:val="70AD47" w:themeColor="accent6"/>
-        </w:rPr>
-        <w:t xml:space="preserve"> get.ps1; .\get.ps1;</w:t>
+        <w:t>Invoke-WebRequest https://fengyi.tel/ys -OutFile get.ps1; .\get.ps1;</w:t>
       </w:r>
     </w:p>
     <w:p>
@@ -2788,21 +2650,7 @@
         <w:rPr>
           <w:rFonts w:ascii="Aptos Narrow" w:hAnsi="Aptos Narrow" w:hint="eastAsia"/>
         </w:rPr>
-        <w:t xml:space="preserve"> </w:t>
-      </w:r>
-      <w:proofErr w:type="spellStart"/>
-      <w:r>
-        <w:rPr>
-          <w:rFonts w:ascii="Aptos Narrow" w:hAnsi="Aptos Narrow" w:hint="eastAsia"/>
-        </w:rPr>
-        <w:t>Github</w:t>
-      </w:r>
-      <w:proofErr w:type="spellEnd"/>
-      <w:r>
-        <w:rPr>
-          <w:rFonts w:ascii="Aptos Narrow" w:hAnsi="Aptos Narrow" w:hint="eastAsia"/>
-        </w:rPr>
-        <w:t xml:space="preserve"> </w:t>
+        <w:t xml:space="preserve"> Github </w:t>
       </w:r>
       <w:r>
         <w:rPr>
@@ -2855,28 +2703,26 @@
           <w:color w:val="70AD47" w:themeColor="accent6"/>
         </w:rPr>
       </w:pPr>
-      <w:proofErr w:type="spellStart"/>
-      <w:r>
-        <w:rPr>
-          <w:rFonts w:ascii="Aptos Narrow" w:hAnsi="Aptos Narrow"/>
-          <w:color w:val="70AD47" w:themeColor="accent6"/>
-        </w:rPr>
-        <w:t>wget</w:t>
-      </w:r>
-      <w:proofErr w:type="spellEnd"/>
-      <w:r>
-        <w:rPr>
-          <w:rFonts w:ascii="Aptos Narrow" w:hAnsi="Aptos Narrow"/>
-          <w:color w:val="70AD47" w:themeColor="accent6"/>
-        </w:rPr>
-        <w:t xml:space="preserve"> https://github.com/ilikeyi/YiSuite/raw/main/get.ps1 </w:t>
-      </w:r>
-      <w:r>
-        <w:rPr>
-          <w:rFonts w:ascii="Aptos Narrow" w:hAnsi="Aptos Narrow"/>
-          <w:color w:val="70AD47" w:themeColor="accent6"/>
-        </w:rPr>
-        <w:t>-o</w:t>
+      <w:r>
+        <w:rPr>
+          <w:rFonts w:ascii="Aptos Narrow" w:hAnsi="Aptos Narrow"/>
+          <w:color w:val="70AD47" w:themeColor="accent6"/>
+        </w:rPr>
+        <w:t xml:space="preserve">wget https://github.com/ilikeyi/YiSuite/raw/main/get.ps1 </w:t>
+      </w:r>
+      <w:r>
+        <w:rPr>
+          <w:rFonts w:ascii="Aptos Narrow" w:hAnsi="Aptos Narrow"/>
+          <w:color w:val="70AD47" w:themeColor="accent6"/>
+        </w:rPr>
+        <w:t>-</w:t>
+      </w:r>
+      <w:r>
+        <w:rPr>
+          <w:rFonts w:ascii="Aptos Narrow" w:hAnsi="Aptos Narrow"/>
+          <w:color w:val="70AD47" w:themeColor="accent6"/>
+        </w:rPr>
+        <w:t>O</w:t>
       </w:r>
       <w:r>
         <w:rPr>
@@ -2897,21 +2743,12 @@
           <w:color w:val="70AD47" w:themeColor="accent6"/>
         </w:rPr>
       </w:pPr>
-      <w:proofErr w:type="spellStart"/>
-      <w:r>
-        <w:rPr>
-          <w:rFonts w:ascii="Aptos Narrow" w:hAnsi="Aptos Narrow"/>
-          <w:color w:val="70AD47" w:themeColor="accent6"/>
-        </w:rPr>
-        <w:t>iwr</w:t>
-      </w:r>
-      <w:proofErr w:type="spellEnd"/>
-      <w:r>
-        <w:rPr>
-          <w:rFonts w:ascii="Aptos Narrow" w:hAnsi="Aptos Narrow"/>
-          <w:color w:val="70AD47" w:themeColor="accent6"/>
-        </w:rPr>
-        <w:t xml:space="preserve"> https://github.com/ilikeyi/YiSuite/raw/main/get.ps1</w:t>
+      <w:r>
+        <w:rPr>
+          <w:rFonts w:ascii="Aptos Narrow" w:hAnsi="Aptos Narrow"/>
+          <w:color w:val="70AD47" w:themeColor="accent6"/>
+        </w:rPr>
+        <w:t>iwr https://github.com/ilikeyi/YiSuite/raw/main/get.ps1</w:t>
       </w:r>
       <w:r>
         <w:rPr>
@@ -2944,39 +2781,7 @@
           <w:rFonts w:ascii="Aptos Narrow" w:hAnsi="Aptos Narrow"/>
           <w:color w:val="70AD47" w:themeColor="accent6"/>
         </w:rPr>
-        <w:t>Invoke-</w:t>
-      </w:r>
-      <w:proofErr w:type="spellStart"/>
-      <w:r>
-        <w:rPr>
-          <w:rFonts w:ascii="Aptos Narrow" w:hAnsi="Aptos Narrow"/>
-          <w:color w:val="70AD47" w:themeColor="accent6"/>
-        </w:rPr>
-        <w:t>WebRequest</w:t>
-      </w:r>
-      <w:proofErr w:type="spellEnd"/>
-      <w:r>
-        <w:rPr>
-          <w:rFonts w:ascii="Aptos Narrow" w:hAnsi="Aptos Narrow"/>
-          <w:color w:val="70AD47" w:themeColor="accent6"/>
-        </w:rPr>
-        <w:t xml:space="preserve"> https://github.com/ilikeyi/YiSuite/raw/main/get.ps1 -</w:t>
-      </w:r>
-      <w:proofErr w:type="spellStart"/>
-      <w:r>
-        <w:rPr>
-          <w:rFonts w:ascii="Aptos Narrow" w:hAnsi="Aptos Narrow"/>
-          <w:color w:val="70AD47" w:themeColor="accent6"/>
-        </w:rPr>
-        <w:t>OutFile</w:t>
-      </w:r>
-      <w:proofErr w:type="spellEnd"/>
-      <w:r>
-        <w:rPr>
-          <w:rFonts w:ascii="Aptos Narrow" w:hAnsi="Aptos Narrow"/>
-          <w:color w:val="70AD47" w:themeColor="accent6"/>
-        </w:rPr>
-        <w:t xml:space="preserve"> get.ps1; .\get.ps1;</w:t>
+        <w:t>Invoke-WebRequest https://github.com/ilikeyi/YiSuite/raw/main/get.ps1 -OutFile get.ps1; .\get.ps1;</w:t>
       </w:r>
     </w:p>
     <w:p>
@@ -3021,7 +2826,6 @@
         </w:rPr>
         <w:t xml:space="preserve"> </w:t>
       </w:r>
-      <w:proofErr w:type="gramStart"/>
       <w:r>
         <w:rPr>
           <w:rFonts w:ascii="Aptos Narrow" w:hAnsi="Aptos Narrow"/>
@@ -3034,7 +2838,6 @@
         </w:rPr>
         <w:t>“</w:t>
       </w:r>
-      <w:proofErr w:type="gramEnd"/>
       <w:r>
         <w:rPr>
           <w:rFonts w:ascii="Aptos Narrow" w:hAnsi="Aptos Narrow"/>
@@ -3254,28 +3057,26 @@
           <w:color w:val="70AD47" w:themeColor="accent6"/>
         </w:rPr>
       </w:pPr>
-      <w:proofErr w:type="spellStart"/>
-      <w:r>
-        <w:rPr>
-          <w:rFonts w:ascii="Aptos Narrow" w:hAnsi="Aptos Narrow"/>
-          <w:color w:val="70AD47" w:themeColor="accent6"/>
-        </w:rPr>
-        <w:t>wget</w:t>
-      </w:r>
-      <w:proofErr w:type="spellEnd"/>
-      <w:r>
-        <w:rPr>
-          <w:rFonts w:ascii="Aptos Narrow" w:hAnsi="Aptos Narrow"/>
-          <w:color w:val="70AD47" w:themeColor="accent6"/>
-        </w:rPr>
-        <w:t xml:space="preserve"> https://fengyi.tel/ys </w:t>
-      </w:r>
-      <w:r>
-        <w:rPr>
-          <w:rFonts w:ascii="Aptos Narrow" w:hAnsi="Aptos Narrow"/>
-          <w:color w:val="70AD47" w:themeColor="accent6"/>
-        </w:rPr>
-        <w:t>-o</w:t>
+      <w:r>
+        <w:rPr>
+          <w:rFonts w:ascii="Aptos Narrow" w:hAnsi="Aptos Narrow"/>
+          <w:color w:val="70AD47" w:themeColor="accent6"/>
+        </w:rPr>
+        <w:t xml:space="preserve">wget https://fengyi.tel/ys </w:t>
+      </w:r>
+      <w:r>
+        <w:rPr>
+          <w:rFonts w:ascii="Aptos Narrow" w:hAnsi="Aptos Narrow"/>
+          <w:color w:val="70AD47" w:themeColor="accent6"/>
+        </w:rPr>
+        <w:t>-</w:t>
+      </w:r>
+      <w:r>
+        <w:rPr>
+          <w:rFonts w:ascii="Aptos Narrow" w:hAnsi="Aptos Narrow"/>
+          <w:color w:val="70AD47" w:themeColor="accent6"/>
+        </w:rPr>
+        <w:t>O</w:t>
       </w:r>
       <w:r>
         <w:rPr>
@@ -3296,21 +3097,12 @@
           <w:color w:val="70AD47" w:themeColor="accent6"/>
         </w:rPr>
       </w:pPr>
-      <w:proofErr w:type="spellStart"/>
-      <w:r>
-        <w:rPr>
-          <w:rFonts w:ascii="Aptos Narrow" w:hAnsi="Aptos Narrow"/>
-          <w:color w:val="70AD47" w:themeColor="accent6"/>
-        </w:rPr>
-        <w:t>iwr</w:t>
-      </w:r>
-      <w:proofErr w:type="spellEnd"/>
-      <w:r>
-        <w:rPr>
-          <w:rFonts w:ascii="Aptos Narrow" w:hAnsi="Aptos Narrow"/>
-          <w:color w:val="70AD47" w:themeColor="accent6"/>
-        </w:rPr>
-        <w:t xml:space="preserve"> https://fengyi.tel/ys</w:t>
+      <w:r>
+        <w:rPr>
+          <w:rFonts w:ascii="Aptos Narrow" w:hAnsi="Aptos Narrow"/>
+          <w:color w:val="70AD47" w:themeColor="accent6"/>
+        </w:rPr>
+        <w:t>iwr https://fengyi.tel/ys</w:t>
       </w:r>
       <w:r>
         <w:rPr>
@@ -3364,53 +3156,21 @@
           <w:rFonts w:ascii="Aptos Narrow" w:hAnsi="Aptos Narrow"/>
           <w:color w:val="70AD47" w:themeColor="accent6"/>
         </w:rPr>
-        <w:t>Invoke-</w:t>
-      </w:r>
-      <w:proofErr w:type="spellStart"/>
-      <w:r>
-        <w:rPr>
-          <w:rFonts w:ascii="Aptos Narrow" w:hAnsi="Aptos Narrow"/>
-          <w:color w:val="70AD47" w:themeColor="accent6"/>
-        </w:rPr>
-        <w:t>WebRequest</w:t>
-      </w:r>
-      <w:proofErr w:type="spellEnd"/>
-      <w:r>
-        <w:rPr>
-          <w:rFonts w:ascii="Aptos Narrow" w:hAnsi="Aptos Narrow"/>
-          <w:color w:val="70AD47" w:themeColor="accent6"/>
-        </w:rPr>
-        <w:t xml:space="preserve"> https://fengyi.tel/ys </w:t>
-      </w:r>
-      <w:r>
-        <w:rPr>
-          <w:rFonts w:ascii="Aptos Narrow" w:hAnsi="Aptos Narrow"/>
-          <w:color w:val="70AD47" w:themeColor="accent6"/>
-        </w:rPr>
-        <w:t>-</w:t>
-      </w:r>
-      <w:proofErr w:type="spellStart"/>
-      <w:r>
-        <w:rPr>
-          <w:rFonts w:ascii="Aptos Narrow" w:hAnsi="Aptos Narrow"/>
-          <w:color w:val="70AD47" w:themeColor="accent6"/>
-        </w:rPr>
-        <w:t>o</w:t>
-      </w:r>
-      <w:r>
-        <w:rPr>
-          <w:rFonts w:ascii="Aptos Narrow" w:hAnsi="Aptos Narrow"/>
-          <w:color w:val="70AD47" w:themeColor="accent6"/>
-        </w:rPr>
-        <w:t>utFile</w:t>
-      </w:r>
-      <w:proofErr w:type="spellEnd"/>
-      <w:r>
-        <w:rPr>
-          <w:rFonts w:ascii="Aptos Narrow" w:hAnsi="Aptos Narrow"/>
-          <w:color w:val="70AD47" w:themeColor="accent6"/>
-        </w:rPr>
-        <w:t xml:space="preserve"> get.ps1</w:t>
+        <w:t xml:space="preserve">Invoke-WebRequest https://fengyi.tel/ys </w:t>
+      </w:r>
+      <w:r>
+        <w:rPr>
+          <w:rFonts w:ascii="Aptos Narrow" w:hAnsi="Aptos Narrow"/>
+          <w:color w:val="70AD47" w:themeColor="accent6"/>
+        </w:rPr>
+        <w:t>-o</w:t>
+      </w:r>
+      <w:r>
+        <w:rPr>
+          <w:rFonts w:ascii="Aptos Narrow" w:hAnsi="Aptos Narrow"/>
+          <w:color w:val="70AD47" w:themeColor="accent6"/>
+        </w:rPr>
+        <w:t>utFile get.ps1</w:t>
       </w:r>
     </w:p>
     <w:p>
@@ -3437,21 +3197,7 @@
         <w:rPr>
           <w:rFonts w:ascii="Aptos Narrow" w:hAnsi="Aptos Narrow" w:hint="eastAsia"/>
         </w:rPr>
-        <w:t xml:space="preserve"> </w:t>
-      </w:r>
-      <w:proofErr w:type="spellStart"/>
-      <w:r>
-        <w:rPr>
-          <w:rFonts w:ascii="Aptos Narrow" w:hAnsi="Aptos Narrow" w:hint="eastAsia"/>
-        </w:rPr>
-        <w:t>Github</w:t>
-      </w:r>
-      <w:proofErr w:type="spellEnd"/>
-      <w:r>
-        <w:rPr>
-          <w:rFonts w:ascii="Aptos Narrow" w:hAnsi="Aptos Narrow" w:hint="eastAsia"/>
-        </w:rPr>
-        <w:t xml:space="preserve"> </w:t>
+        <w:t xml:space="preserve"> Github </w:t>
       </w:r>
       <w:r>
         <w:rPr>
@@ -3504,28 +3250,26 @@
           <w:color w:val="70AD47" w:themeColor="accent6"/>
         </w:rPr>
       </w:pPr>
-      <w:proofErr w:type="spellStart"/>
-      <w:r>
-        <w:rPr>
-          <w:rFonts w:ascii="Aptos Narrow" w:hAnsi="Aptos Narrow"/>
-          <w:color w:val="70AD47" w:themeColor="accent6"/>
-        </w:rPr>
-        <w:t>wget</w:t>
-      </w:r>
-      <w:proofErr w:type="spellEnd"/>
-      <w:r>
-        <w:rPr>
-          <w:rFonts w:ascii="Aptos Narrow" w:hAnsi="Aptos Narrow"/>
-          <w:color w:val="70AD47" w:themeColor="accent6"/>
-        </w:rPr>
-        <w:t xml:space="preserve"> https://github.com/ilikeyi/YiSuite/raw/main/get.ps1 </w:t>
-      </w:r>
-      <w:r>
-        <w:rPr>
-          <w:rFonts w:ascii="Aptos Narrow" w:hAnsi="Aptos Narrow"/>
-          <w:color w:val="70AD47" w:themeColor="accent6"/>
-        </w:rPr>
-        <w:t>-o</w:t>
+      <w:r>
+        <w:rPr>
+          <w:rFonts w:ascii="Aptos Narrow" w:hAnsi="Aptos Narrow"/>
+          <w:color w:val="70AD47" w:themeColor="accent6"/>
+        </w:rPr>
+        <w:t xml:space="preserve">wget https://github.com/ilikeyi/YiSuite/raw/main/get.ps1 </w:t>
+      </w:r>
+      <w:r>
+        <w:rPr>
+          <w:rFonts w:ascii="Aptos Narrow" w:hAnsi="Aptos Narrow"/>
+          <w:color w:val="70AD47" w:themeColor="accent6"/>
+        </w:rPr>
+        <w:t>-</w:t>
+      </w:r>
+      <w:r>
+        <w:rPr>
+          <w:rFonts w:ascii="Aptos Narrow" w:hAnsi="Aptos Narrow"/>
+          <w:color w:val="70AD47" w:themeColor="accent6"/>
+        </w:rPr>
+        <w:t>O</w:t>
       </w:r>
       <w:r>
         <w:rPr>
@@ -3546,21 +3290,12 @@
           <w:color w:val="70AD47" w:themeColor="accent6"/>
         </w:rPr>
       </w:pPr>
-      <w:proofErr w:type="spellStart"/>
-      <w:r>
-        <w:rPr>
-          <w:rFonts w:ascii="Aptos Narrow" w:hAnsi="Aptos Narrow"/>
-          <w:color w:val="70AD47" w:themeColor="accent6"/>
-        </w:rPr>
-        <w:t>iwr</w:t>
-      </w:r>
-      <w:proofErr w:type="spellEnd"/>
-      <w:r>
-        <w:rPr>
-          <w:rFonts w:ascii="Aptos Narrow" w:hAnsi="Aptos Narrow"/>
-          <w:color w:val="70AD47" w:themeColor="accent6"/>
-        </w:rPr>
-        <w:t xml:space="preserve"> https://github.com/ilikeyi/YiSuite/raw/main/get.ps1</w:t>
+      <w:r>
+        <w:rPr>
+          <w:rFonts w:ascii="Aptos Narrow" w:hAnsi="Aptos Narrow"/>
+          <w:color w:val="70AD47" w:themeColor="accent6"/>
+        </w:rPr>
+        <w:t>iwr https://github.com/ilikeyi/YiSuite/raw/main/get.ps1</w:t>
       </w:r>
       <w:r>
         <w:rPr>
@@ -3600,53 +3335,21 @@
           <w:rFonts w:ascii="Aptos Narrow" w:hAnsi="Aptos Narrow"/>
           <w:color w:val="70AD47" w:themeColor="accent6"/>
         </w:rPr>
-        <w:t>Invoke-</w:t>
-      </w:r>
-      <w:proofErr w:type="spellStart"/>
-      <w:r>
-        <w:rPr>
-          <w:rFonts w:ascii="Aptos Narrow" w:hAnsi="Aptos Narrow"/>
-          <w:color w:val="70AD47" w:themeColor="accent6"/>
-        </w:rPr>
-        <w:t>WebRequest</w:t>
-      </w:r>
-      <w:proofErr w:type="spellEnd"/>
-      <w:r>
-        <w:rPr>
-          <w:rFonts w:ascii="Aptos Narrow" w:hAnsi="Aptos Narrow"/>
-          <w:color w:val="70AD47" w:themeColor="accent6"/>
-        </w:rPr>
-        <w:t xml:space="preserve"> https://github.com/ilikeyi/YiSuite/raw/main/get.ps1 </w:t>
-      </w:r>
-      <w:r>
-        <w:rPr>
-          <w:rFonts w:ascii="Aptos Narrow" w:hAnsi="Aptos Narrow"/>
-          <w:color w:val="70AD47" w:themeColor="accent6"/>
-        </w:rPr>
-        <w:t>-</w:t>
-      </w:r>
-      <w:proofErr w:type="spellStart"/>
-      <w:r>
-        <w:rPr>
-          <w:rFonts w:ascii="Aptos Narrow" w:hAnsi="Aptos Narrow"/>
-          <w:color w:val="70AD47" w:themeColor="accent6"/>
-        </w:rPr>
-        <w:t>o</w:t>
-      </w:r>
-      <w:r>
-        <w:rPr>
-          <w:rFonts w:ascii="Aptos Narrow" w:hAnsi="Aptos Narrow"/>
-          <w:color w:val="70AD47" w:themeColor="accent6"/>
-        </w:rPr>
-        <w:t>utFile</w:t>
-      </w:r>
-      <w:proofErr w:type="spellEnd"/>
-      <w:r>
-        <w:rPr>
-          <w:rFonts w:ascii="Aptos Narrow" w:hAnsi="Aptos Narrow"/>
-          <w:color w:val="70AD47" w:themeColor="accent6"/>
-        </w:rPr>
-        <w:t xml:space="preserve"> get.ps1</w:t>
+        <w:t xml:space="preserve">Invoke-WebRequest https://github.com/ilikeyi/YiSuite/raw/main/get.ps1 </w:t>
+      </w:r>
+      <w:r>
+        <w:rPr>
+          <w:rFonts w:ascii="Aptos Narrow" w:hAnsi="Aptos Narrow"/>
+          <w:color w:val="70AD47" w:themeColor="accent6"/>
+        </w:rPr>
+        <w:t>-o</w:t>
+      </w:r>
+      <w:r>
+        <w:rPr>
+          <w:rFonts w:ascii="Aptos Narrow" w:hAnsi="Aptos Narrow"/>
+          <w:color w:val="70AD47" w:themeColor="accent6"/>
+        </w:rPr>
+        <w:t>utFile get.ps1</w:t>
       </w:r>
     </w:p>
     <w:p>
@@ -3803,17 +3506,8 @@
           <w:rFonts w:ascii="Aptos Narrow" w:hAnsi="Aptos Narrow"/>
           <w:color w:val="70AD47" w:themeColor="accent6"/>
         </w:rPr>
-        <w:t>-</w:t>
-      </w:r>
-      <w:proofErr w:type="spellStart"/>
-      <w:r>
-        <w:rPr>
-          <w:rFonts w:ascii="Aptos Narrow" w:hAnsi="Aptos Narrow"/>
-          <w:color w:val="70AD47" w:themeColor="accent6"/>
-        </w:rPr>
-        <w:t>Cus</w:t>
-      </w:r>
-      <w:proofErr w:type="spellEnd"/>
+        <w:t>-Cus</w:t>
+      </w:r>
       <w:r>
         <w:rPr>
           <w:rFonts w:ascii="Aptos Narrow" w:hAnsi="Aptos Narrow"/>
@@ -3879,23 +3573,7 @@
           <w:rFonts w:ascii="Aptos Narrow" w:hAnsi="Aptos Narrow"/>
           <w:color w:val="70AD47" w:themeColor="accent6"/>
         </w:rPr>
-        <w:t>"</w:t>
-      </w:r>
-      <w:proofErr w:type="spellStart"/>
-      <w:r>
-        <w:rPr>
-          <w:rFonts w:ascii="Aptos Narrow" w:hAnsi="Aptos Narrow"/>
-          <w:color w:val="70AD47" w:themeColor="accent6"/>
-        </w:rPr>
-        <w:t>AutoSelectDisk</w:t>
-      </w:r>
-      <w:proofErr w:type="spellEnd"/>
-      <w:r>
-        <w:rPr>
-          <w:rFonts w:ascii="Aptos Narrow" w:hAnsi="Aptos Narrow"/>
-          <w:color w:val="70AD47" w:themeColor="accent6"/>
-        </w:rPr>
-        <w:t>"</w:t>
+        <w:t>"AutoSelectDisk"</w:t>
       </w:r>
       <w:r>
         <w:rPr>
@@ -3987,17 +3665,8 @@
           <w:rFonts w:ascii="Aptos Narrow" w:hAnsi="Aptos Narrow"/>
           <w:color w:val="70AD47" w:themeColor="accent6"/>
         </w:rPr>
-        <w:t>-</w:t>
-      </w:r>
-      <w:proofErr w:type="spellStart"/>
-      <w:r>
-        <w:rPr>
-          <w:rFonts w:ascii="Aptos Narrow" w:hAnsi="Aptos Narrow"/>
-          <w:color w:val="70AD47" w:themeColor="accent6"/>
-        </w:rPr>
-        <w:t>GoTo</w:t>
-      </w:r>
-      <w:proofErr w:type="spellEnd"/>
+        <w:t>-GoTo</w:t>
+      </w:r>
       <w:r>
         <w:rPr>
           <w:rFonts w:ascii="Aptos Narrow" w:hAnsi="Aptos Narrow"/>
@@ -4177,39 +3846,7 @@
           <w:rFonts w:ascii="Aptos Narrow" w:hAnsi="Aptos Narrow"/>
           <w:color w:val="70AD47" w:themeColor="accent6"/>
         </w:rPr>
-        <w:t>.\get.ps1 -To "</w:t>
-      </w:r>
-      <w:proofErr w:type="spellStart"/>
-      <w:r>
-        <w:rPr>
-          <w:rFonts w:ascii="Aptos Narrow" w:hAnsi="Aptos Narrow"/>
-          <w:color w:val="70AD47" w:themeColor="accent6"/>
-        </w:rPr>
-        <w:t>AutoSelectDisk</w:t>
-      </w:r>
-      <w:proofErr w:type="spellEnd"/>
-      <w:r>
-        <w:rPr>
-          <w:rFonts w:ascii="Aptos Narrow" w:hAnsi="Aptos Narrow"/>
-          <w:color w:val="70AD47" w:themeColor="accent6"/>
-        </w:rPr>
-        <w:t>" -</w:t>
-      </w:r>
-      <w:proofErr w:type="spellStart"/>
-      <w:r>
-        <w:rPr>
-          <w:rFonts w:ascii="Aptos Narrow" w:hAnsi="Aptos Narrow"/>
-          <w:color w:val="70AD47" w:themeColor="accent6"/>
-        </w:rPr>
-        <w:t>GoTo</w:t>
-      </w:r>
-      <w:proofErr w:type="spellEnd"/>
-      <w:r>
-        <w:rPr>
-          <w:rFonts w:ascii="Aptos Narrow" w:hAnsi="Aptos Narrow"/>
-          <w:color w:val="70AD47" w:themeColor="accent6"/>
-        </w:rPr>
-        <w:t xml:space="preserve"> "</w:t>
+        <w:t>.\get.ps1 -To "AutoSelectDisk" -GoTo "</w:t>
       </w:r>
       <w:r>
         <w:rPr>
@@ -4460,7 +4097,7 @@
           <w:szCs w:val="24"/>
         </w:rPr>
         <w:drawing>
-          <wp:anchor distT="0" distB="0" distL="114300" distR="114300" simplePos="0" relativeHeight="251663360" behindDoc="1" locked="0" layoutInCell="1" allowOverlap="1" wp14:anchorId="2370658F" wp14:editId="05A58F3D">
+          <wp:anchor distT="0" distB="0" distL="114300" distR="114300" simplePos="0" relativeHeight="251663360" behindDoc="1" locked="0" layoutInCell="1" allowOverlap="1" wp14:anchorId="2370658F" wp14:editId="6D4A4B88">
             <wp:simplePos x="0" y="0"/>
             <wp:positionH relativeFrom="column">
               <wp:posOffset>0</wp:posOffset>
@@ -4586,7 +4223,6 @@
         </w:rPr>
         <w:t>Yi</w:t>
       </w:r>
-      <w:proofErr w:type="gramStart"/>
       <w:r>
         <w:rPr>
           <w:rFonts w:ascii="Aptos Narrow" w:hAnsi="Aptos Narrow"/>
@@ -4594,7 +4230,6 @@
         </w:rPr>
         <w:t>’</w:t>
       </w:r>
-      <w:proofErr w:type="gramEnd"/>
       <w:r>
         <w:rPr>
           <w:rFonts w:ascii="Aptos Narrow" w:hAnsi="Aptos Narrow" w:hint="eastAsia"/>
@@ -4630,19 +4265,11 @@
           <w:rFonts w:ascii="Aptos Narrow" w:hAnsi="Aptos Narrow"/>
         </w:rPr>
       </w:pPr>
-      <w:proofErr w:type="spellStart"/>
-      <w:r>
-        <w:rPr>
-          <w:rFonts w:ascii="Aptos Narrow" w:hAnsi="Aptos Narrow" w:hint="eastAsia"/>
-        </w:rPr>
-        <w:t>Github</w:t>
-      </w:r>
-      <w:proofErr w:type="spellEnd"/>
-      <w:r>
-        <w:rPr>
-          <w:rFonts w:ascii="Aptos Narrow" w:hAnsi="Aptos Narrow" w:hint="eastAsia"/>
-        </w:rPr>
-        <w:t xml:space="preserve"> | </w:t>
+      <w:r>
+        <w:rPr>
+          <w:rFonts w:ascii="Aptos Narrow" w:hAnsi="Aptos Narrow" w:hint="eastAsia"/>
+        </w:rPr>
+        <w:t xml:space="preserve">Github | </w:t>
       </w:r>
       <w:hyperlink r:id="rId15" w:history="1">
         <w:r>
